--- a/ADVANCED CRPTOGRAPHY LOGBOOK.docx
+++ b/ADVANCED CRPTOGRAPHY LOGBOOK.docx
@@ -510,7 +510,7 @@
           <w:r>
             <w:fldChar w:fldCharType="separate"/>
           </w:r>
-          <w:hyperlink w:anchor="_Toc231761038" w:history="1">
+          <w:hyperlink w:anchor="_Toc231836037" w:history="1">
             <w:r>
               <w:rPr>
                 <w:rStyle w:val="Hyperlink"/>
@@ -537,69 +537,7 @@
                 <w:noProof/>
                 <w:webHidden/>
               </w:rPr>
-              <w:instrText xml:space="preserve"> PAGEREF _Toc231761038 \h </w:instrText>
-            </w:r>
-            <w:r>
-              <w:rPr>
-                <w:noProof/>
-                <w:webHidden/>
-              </w:rPr>
-            </w:r>
-            <w:r>
-              <w:rPr>
-                <w:noProof/>
-                <w:webHidden/>
-              </w:rPr>
-              <w:fldChar w:fldCharType="separate"/>
-            </w:r>
-            <w:r>
-              <w:rPr>
-                <w:noProof/>
-                <w:webHidden/>
-              </w:rPr>
-              <w:t>3</w:t>
-            </w:r>
-            <w:r>
-              <w:rPr>
-                <w:noProof/>
-                <w:webHidden/>
-              </w:rPr>
-              <w:fldChar w:fldCharType="end"/>
-            </w:r>
-          </w:hyperlink>
-        </w:p>
-        <w:p>
-          <w:pPr>
-            <w:pStyle w:val="TOC1"/>
-            <w:tabs>
-              <w:tab w:val="right" w:leader="dot" w:pos="9350"/>
-            </w:tabs>
-            <w:rPr>
-              <w:rFonts w:eastAsiaTheme="minorEastAsia"/>
-              <w:noProof/>
-            </w:rPr>
-          </w:pPr>
-          <w:hyperlink w:anchor="_Toc231761039" w:history="1">
-            <w:r>
-              <w:rPr>
-                <w:noProof/>
-                <w:webHidden/>
-              </w:rPr>
-              <w:tab/>
-            </w:r>
-            <w:r>
-              <w:rPr>
-                <w:noProof/>
-                <w:webHidden/>
-              </w:rPr>
-              <w:fldChar w:fldCharType="begin"/>
-            </w:r>
-            <w:r>
-              <w:rPr>
-                <w:noProof/>
-                <w:webHidden/>
-              </w:rPr>
-              <w:instrText xml:space="preserve"> PAGEREF _Toc231761039 \h </w:instrText>
+              <w:instrText xml:space="preserve"> PAGEREF _Toc231836037 \h </w:instrText>
             </w:r>
             <w:r>
               <w:rPr>
@@ -641,7 +579,69 @@
               <w:noProof/>
             </w:rPr>
           </w:pPr>
-          <w:hyperlink w:anchor="_Toc231761040" w:history="1">
+          <w:hyperlink w:anchor="_Toc231836038" w:history="1">
+            <w:r>
+              <w:rPr>
+                <w:noProof/>
+                <w:webHidden/>
+              </w:rPr>
+              <w:tab/>
+            </w:r>
+            <w:r>
+              <w:rPr>
+                <w:noProof/>
+                <w:webHidden/>
+              </w:rPr>
+              <w:fldChar w:fldCharType="begin"/>
+            </w:r>
+            <w:r>
+              <w:rPr>
+                <w:noProof/>
+                <w:webHidden/>
+              </w:rPr>
+              <w:instrText xml:space="preserve"> PAGEREF _Toc231836038 \h </w:instrText>
+            </w:r>
+            <w:r>
+              <w:rPr>
+                <w:noProof/>
+                <w:webHidden/>
+              </w:rPr>
+            </w:r>
+            <w:r>
+              <w:rPr>
+                <w:noProof/>
+                <w:webHidden/>
+              </w:rPr>
+              <w:fldChar w:fldCharType="separate"/>
+            </w:r>
+            <w:r>
+              <w:rPr>
+                <w:noProof/>
+                <w:webHidden/>
+              </w:rPr>
+              <w:t>4</w:t>
+            </w:r>
+            <w:r>
+              <w:rPr>
+                <w:noProof/>
+                <w:webHidden/>
+              </w:rPr>
+              <w:fldChar w:fldCharType="end"/>
+            </w:r>
+          </w:hyperlink>
+        </w:p>
+        <w:p>
+          <w:pPr>
+            <w:pStyle w:val="TOC1"/>
+            <w:tabs>
+              <w:tab w:val="right" w:leader="dot" w:pos="9350"/>
+            </w:tabs>
+            <w:rPr>
+              <w:rFonts w:eastAsiaTheme="minorEastAsia"/>
+              <w:noProof/>
+            </w:rPr>
+          </w:pPr>
+          <w:hyperlink w:anchor="_Toc231836039" w:history="1">
             <w:r>
               <w:rPr>
                 <w:rStyle w:val="Hyperlink"/>
@@ -668,7 +668,7 @@
                 <w:noProof/>
                 <w:webHidden/>
               </w:rPr>
-              <w:instrText xml:space="preserve"> PAGEREF _Toc231761040 \h </w:instrText>
+              <w:instrText xml:space="preserve"> PAGEREF _Toc231836039 \h </w:instrText>
             </w:r>
             <w:r>
               <w:rPr>
@@ -710,7 +710,7 @@
               <w:noProof/>
             </w:rPr>
           </w:pPr>
-          <w:hyperlink w:anchor="_Toc231761041" w:history="1">
+          <w:hyperlink w:anchor="_Toc231836040" w:history="1">
             <w:r>
               <w:rPr>
                 <w:rStyle w:val="Hyperlink"/>
@@ -737,7 +737,7 @@
                 <w:noProof/>
                 <w:webHidden/>
               </w:rPr>
-              <w:instrText xml:space="preserve"> PAGEREF _Toc231761041 \h </w:instrText>
+              <w:instrText xml:space="preserve"> PAGEREF _Toc231836040 \h </w:instrText>
             </w:r>
             <w:r>
               <w:rPr>
@@ -757,7 +757,7 @@
                 <w:noProof/>
                 <w:webHidden/>
               </w:rPr>
-              <w:t>10</w:t>
+              <w:t>11</w:t>
             </w:r>
             <w:r>
               <w:rPr>
@@ -779,7 +779,7 @@
               <w:noProof/>
             </w:rPr>
           </w:pPr>
-          <w:hyperlink w:anchor="_Toc231761042" w:history="1">
+          <w:hyperlink w:anchor="_Toc231836041" w:history="1">
             <w:r>
               <w:rPr>
                 <w:rStyle w:val="Hyperlink"/>
@@ -806,7 +806,7 @@
                 <w:noProof/>
                 <w:webHidden/>
               </w:rPr>
-              <w:instrText xml:space="preserve"> PAGEREF _Toc231761042 \h </w:instrText>
+              <w:instrText xml:space="preserve"> PAGEREF _Toc231836041 \h </w:instrText>
             </w:r>
             <w:r>
               <w:rPr>
@@ -848,7 +848,7 @@
               <w:noProof/>
             </w:rPr>
           </w:pPr>
-          <w:hyperlink w:anchor="_Toc231761043" w:history="1">
+          <w:hyperlink w:anchor="_Toc231836042" w:history="1">
             <w:r>
               <w:rPr>
                 <w:rStyle w:val="Hyperlink"/>
@@ -875,7 +875,7 @@
                 <w:noProof/>
                 <w:webHidden/>
               </w:rPr>
-              <w:instrText xml:space="preserve"> PAGEREF _Toc231761043 \h </w:instrText>
+              <w:instrText xml:space="preserve"> PAGEREF _Toc231836042 \h </w:instrText>
             </w:r>
             <w:r>
               <w:rPr>
@@ -895,7 +895,7 @@
                 <w:noProof/>
                 <w:webHidden/>
               </w:rPr>
-              <w:t>16</w:t>
+              <w:t>15</w:t>
             </w:r>
             <w:r>
               <w:rPr>
@@ -925,6 +925,7 @@
           <w:tab w:val="right" w:leader="dot" w:pos="9350"/>
         </w:tabs>
         <w:rPr>
+          <w:rFonts w:eastAsiaTheme="minorEastAsia"/>
           <w:noProof/>
         </w:rPr>
       </w:pPr>
@@ -946,7 +947,7 @@
         </w:rPr>
         <w:fldChar w:fldCharType="separate"/>
       </w:r>
-      <w:hyperlink w:anchor="_Toc231760854" w:history="1">
+      <w:hyperlink w:anchor="_Toc231836205" w:history="1">
         <w:r>
           <w:rPr>
             <w:rStyle w:val="Hyperlink"/>
@@ -973,7 +974,7 @@
             <w:noProof/>
             <w:webHidden/>
           </w:rPr>
-          <w:instrText xml:space="preserve"> PAGEREF _Toc231760854 \h </w:instrText>
+          <w:instrText xml:space="preserve"> PAGEREF _Toc231836205 \h </w:instrText>
         </w:r>
         <w:r>
           <w:rPr>
@@ -993,7 +994,7 @@
             <w:noProof/>
             <w:webHidden/>
           </w:rPr>
-          <w:t>3</w:t>
+          <w:t>4</w:t>
         </w:r>
         <w:r>
           <w:rPr>
@@ -1011,10 +1012,11 @@
           <w:tab w:val="right" w:leader="dot" w:pos="9350"/>
         </w:tabs>
         <w:rPr>
-          <w:noProof/>
-        </w:rPr>
-      </w:pPr>
-      <w:hyperlink w:anchor="_Toc231760855" w:history="1">
+          <w:rFonts w:eastAsiaTheme="minorEastAsia"/>
+          <w:noProof/>
+        </w:rPr>
+      </w:pPr>
+      <w:hyperlink w:anchor="_Toc231836206" w:history="1">
         <w:r>
           <w:rPr>
             <w:rStyle w:val="Hyperlink"/>
@@ -1041,7 +1043,7 @@
             <w:noProof/>
             <w:webHidden/>
           </w:rPr>
-          <w:instrText xml:space="preserve"> PAGEREF _Toc231760855 \h </w:instrText>
+          <w:instrText xml:space="preserve"> PAGEREF _Toc231836206 \h </w:instrText>
         </w:r>
         <w:r>
           <w:rPr>
@@ -1061,7 +1063,7 @@
             <w:noProof/>
             <w:webHidden/>
           </w:rPr>
-          <w:t>3</w:t>
+          <w:t>4</w:t>
         </w:r>
         <w:r>
           <w:rPr>
@@ -1079,10 +1081,11 @@
           <w:tab w:val="right" w:leader="dot" w:pos="9350"/>
         </w:tabs>
         <w:rPr>
-          <w:noProof/>
-        </w:rPr>
-      </w:pPr>
-      <w:hyperlink w:anchor="_Toc231760856" w:history="1">
+          <w:rFonts w:eastAsiaTheme="minorEastAsia"/>
+          <w:noProof/>
+        </w:rPr>
+      </w:pPr>
+      <w:hyperlink w:anchor="_Toc231836207" w:history="1">
         <w:r>
           <w:rPr>
             <w:rStyle w:val="Hyperlink"/>
@@ -1109,7 +1112,7 @@
             <w:noProof/>
             <w:webHidden/>
           </w:rPr>
-          <w:instrText xml:space="preserve"> PAGEREF _Toc231760856 \h </w:instrText>
+          <w:instrText xml:space="preserve"> PAGEREF _Toc231836207 \h </w:instrText>
         </w:r>
         <w:r>
           <w:rPr>
@@ -1129,7 +1132,7 @@
             <w:noProof/>
             <w:webHidden/>
           </w:rPr>
-          <w:t>4</w:t>
+          <w:t>5</w:t>
         </w:r>
         <w:r>
           <w:rPr>
@@ -1147,10 +1150,11 @@
           <w:tab w:val="right" w:leader="dot" w:pos="9350"/>
         </w:tabs>
         <w:rPr>
-          <w:noProof/>
-        </w:rPr>
-      </w:pPr>
-      <w:hyperlink w:anchor="_Toc231760857" w:history="1">
+          <w:rFonts w:eastAsiaTheme="minorEastAsia"/>
+          <w:noProof/>
+        </w:rPr>
+      </w:pPr>
+      <w:hyperlink w:anchor="_Toc231836208" w:history="1">
         <w:r>
           <w:rPr>
             <w:rStyle w:val="Hyperlink"/>
@@ -1177,7 +1181,7 @@
             <w:noProof/>
             <w:webHidden/>
           </w:rPr>
-          <w:instrText xml:space="preserve"> PAGEREF _Toc231760857 \h </w:instrText>
+          <w:instrText xml:space="preserve"> PAGEREF _Toc231836208 \h </w:instrText>
         </w:r>
         <w:r>
           <w:rPr>
@@ -1197,7 +1201,7 @@
             <w:noProof/>
             <w:webHidden/>
           </w:rPr>
-          <w:t>4</w:t>
+          <w:t>5</w:t>
         </w:r>
         <w:r>
           <w:rPr>
@@ -1215,10 +1219,11 @@
           <w:tab w:val="right" w:leader="dot" w:pos="9350"/>
         </w:tabs>
         <w:rPr>
-          <w:noProof/>
-        </w:rPr>
-      </w:pPr>
-      <w:hyperlink w:anchor="_Toc231760858" w:history="1">
+          <w:rFonts w:eastAsiaTheme="minorEastAsia"/>
+          <w:noProof/>
+        </w:rPr>
+      </w:pPr>
+      <w:hyperlink w:anchor="_Toc231836209" w:history="1">
         <w:r>
           <w:rPr>
             <w:rStyle w:val="Hyperlink"/>
@@ -1245,7 +1250,7 @@
             <w:noProof/>
             <w:webHidden/>
           </w:rPr>
-          <w:instrText xml:space="preserve"> PAGEREF _Toc231760858 \h </w:instrText>
+          <w:instrText xml:space="preserve"> PAGEREF _Toc231836209 \h </w:instrText>
         </w:r>
         <w:r>
           <w:rPr>
@@ -1265,7 +1270,7 @@
             <w:noProof/>
             <w:webHidden/>
           </w:rPr>
-          <w:t>5</w:t>
+          <w:t>6</w:t>
         </w:r>
         <w:r>
           <w:rPr>
@@ -1283,16 +1288,17 @@
           <w:tab w:val="right" w:leader="dot" w:pos="9350"/>
         </w:tabs>
         <w:rPr>
-          <w:noProof/>
-        </w:rPr>
-      </w:pPr>
-      <w:hyperlink w:anchor="_Toc231760859" w:history="1">
+          <w:rFonts w:eastAsiaTheme="minorEastAsia"/>
+          <w:noProof/>
+        </w:rPr>
+      </w:pPr>
+      <w:hyperlink w:anchor="_Toc231836210" w:history="1">
         <w:r>
           <w:rPr>
             <w:rStyle w:val="Hyperlink"/>
             <w:noProof/>
           </w:rPr>
-          <w:t>Figure 6 Caesar cipher implementation</w:t>
+          <w:t>Figure 6 secure web session token simulating a lightweight backend security protocol.</w:t>
         </w:r>
         <w:r>
           <w:rPr>
@@ -1313,7 +1319,7 @@
             <w:noProof/>
             <w:webHidden/>
           </w:rPr>
-          <w:instrText xml:space="preserve"> PAGEREF _Toc231760859 \h </w:instrText>
+          <w:instrText xml:space="preserve"> PAGEREF _Toc231836210 \h </w:instrText>
         </w:r>
         <w:r>
           <w:rPr>
@@ -1333,7 +1339,7 @@
             <w:noProof/>
             <w:webHidden/>
           </w:rPr>
-          <w:t>6</w:t>
+          <w:t>7</w:t>
         </w:r>
         <w:r>
           <w:rPr>
@@ -1351,16 +1357,17 @@
           <w:tab w:val="right" w:leader="dot" w:pos="9350"/>
         </w:tabs>
         <w:rPr>
-          <w:noProof/>
-        </w:rPr>
-      </w:pPr>
-      <w:hyperlink w:anchor="_Toc231760860" w:history="1">
+          <w:rFonts w:eastAsiaTheme="minorEastAsia"/>
+          <w:noProof/>
+        </w:rPr>
+      </w:pPr>
+      <w:hyperlink w:anchor="_Toc231836211" w:history="1">
         <w:r>
           <w:rPr>
             <w:rStyle w:val="Hyperlink"/>
             <w:noProof/>
           </w:rPr>
-          <w:t>Figure 7 vigenere cipher encryption process</w:t>
+          <w:t>Figure 7 Caesar cipher implementation</w:t>
         </w:r>
         <w:r>
           <w:rPr>
@@ -1381,7 +1388,7 @@
             <w:noProof/>
             <w:webHidden/>
           </w:rPr>
-          <w:instrText xml:space="preserve"> PAGEREF _Toc231760860 \h </w:instrText>
+          <w:instrText xml:space="preserve"> PAGEREF _Toc231836211 \h </w:instrText>
         </w:r>
         <w:r>
           <w:rPr>
@@ -1401,7 +1408,7 @@
             <w:noProof/>
             <w:webHidden/>
           </w:rPr>
-          <w:t>6</w:t>
+          <w:t>7</w:t>
         </w:r>
         <w:r>
           <w:rPr>
@@ -1419,16 +1426,17 @@
           <w:tab w:val="right" w:leader="dot" w:pos="9350"/>
         </w:tabs>
         <w:rPr>
-          <w:noProof/>
-        </w:rPr>
-      </w:pPr>
-      <w:hyperlink w:anchor="_Toc231760861" w:history="1">
+          <w:rFonts w:eastAsiaTheme="minorEastAsia"/>
+          <w:noProof/>
+        </w:rPr>
+      </w:pPr>
+      <w:hyperlink w:anchor="_Toc231836212" w:history="1">
         <w:r>
           <w:rPr>
             <w:rStyle w:val="Hyperlink"/>
             <w:noProof/>
           </w:rPr>
-          <w:t>Figure 8 Encryption and Decryption output</w:t>
+          <w:t>Figure 8 Vigenère cipher encryption process</w:t>
         </w:r>
         <w:r>
           <w:rPr>
@@ -1449,7 +1457,7 @@
             <w:noProof/>
             <w:webHidden/>
           </w:rPr>
-          <w:instrText xml:space="preserve"> PAGEREF _Toc231760861 \h </w:instrText>
+          <w:instrText xml:space="preserve"> PAGEREF _Toc231836212 \h </w:instrText>
         </w:r>
         <w:r>
           <w:rPr>
@@ -1469,7 +1477,7 @@
             <w:noProof/>
             <w:webHidden/>
           </w:rPr>
-          <w:t>7</w:t>
+          <w:t>8</w:t>
         </w:r>
         <w:r>
           <w:rPr>
@@ -1487,16 +1495,17 @@
           <w:tab w:val="right" w:leader="dot" w:pos="9350"/>
         </w:tabs>
         <w:rPr>
-          <w:noProof/>
-        </w:rPr>
-      </w:pPr>
-      <w:hyperlink w:anchor="_Toc231760862" w:history="1">
+          <w:rFonts w:eastAsiaTheme="minorEastAsia"/>
+          <w:noProof/>
+        </w:rPr>
+      </w:pPr>
+      <w:hyperlink w:anchor="_Toc231836213" w:history="1">
         <w:r>
           <w:rPr>
             <w:rStyle w:val="Hyperlink"/>
             <w:noProof/>
           </w:rPr>
-          <w:t>Figure 9 User input Validation Interface</w:t>
+          <w:t>Figure 9 Encryption and Decryption output</w:t>
         </w:r>
         <w:r>
           <w:rPr>
@@ -1517,7 +1526,7 @@
             <w:noProof/>
             <w:webHidden/>
           </w:rPr>
-          <w:instrText xml:space="preserve"> PAGEREF _Toc231760862 \h </w:instrText>
+          <w:instrText xml:space="preserve"> PAGEREF _Toc231836213 \h </w:instrText>
         </w:r>
         <w:r>
           <w:rPr>
@@ -1537,7 +1546,7 @@
             <w:noProof/>
             <w:webHidden/>
           </w:rPr>
-          <w:t>7</w:t>
+          <w:t>8</w:t>
         </w:r>
         <w:r>
           <w:rPr>
@@ -1555,16 +1564,17 @@
           <w:tab w:val="right" w:leader="dot" w:pos="9350"/>
         </w:tabs>
         <w:rPr>
-          <w:noProof/>
-        </w:rPr>
-      </w:pPr>
-      <w:hyperlink w:anchor="_Toc231760863" w:history="1">
+          <w:rFonts w:eastAsiaTheme="minorEastAsia"/>
+          <w:noProof/>
+        </w:rPr>
+      </w:pPr>
+      <w:hyperlink w:anchor="_Toc231836214" w:history="1">
         <w:r>
           <w:rPr>
             <w:rStyle w:val="Hyperlink"/>
             <w:noProof/>
           </w:rPr>
-          <w:t>Figure 10 cipher testing result</w:t>
+          <w:t>Figure 10 User input Validation Interface</w:t>
         </w:r>
         <w:r>
           <w:rPr>
@@ -1585,7 +1595,7 @@
             <w:noProof/>
             <w:webHidden/>
           </w:rPr>
-          <w:instrText xml:space="preserve"> PAGEREF _Toc231760863 \h </w:instrText>
+          <w:instrText xml:space="preserve"> PAGEREF _Toc231836214 \h </w:instrText>
         </w:r>
         <w:r>
           <w:rPr>
@@ -1605,7 +1615,7 @@
             <w:noProof/>
             <w:webHidden/>
           </w:rPr>
-          <w:t>8</w:t>
+          <w:t>9</w:t>
         </w:r>
         <w:r>
           <w:rPr>
@@ -1623,16 +1633,17 @@
           <w:tab w:val="right" w:leader="dot" w:pos="9350"/>
         </w:tabs>
         <w:rPr>
-          <w:noProof/>
-        </w:rPr>
-      </w:pPr>
-      <w:hyperlink w:anchor="_Toc231760864" w:history="1">
+          <w:rFonts w:eastAsiaTheme="minorEastAsia"/>
+          <w:noProof/>
+        </w:rPr>
+      </w:pPr>
+      <w:hyperlink w:anchor="_Toc231836215" w:history="1">
         <w:r>
           <w:rPr>
             <w:rStyle w:val="Hyperlink"/>
             <w:noProof/>
           </w:rPr>
-          <w:t>Figure 11 LSFR Generator Implementation</w:t>
+          <w:t>Figure 11 cipher testing result</w:t>
         </w:r>
         <w:r>
           <w:rPr>
@@ -1653,7 +1664,7 @@
             <w:noProof/>
             <w:webHidden/>
           </w:rPr>
-          <w:instrText xml:space="preserve"> PAGEREF _Toc231760864 \h </w:instrText>
+          <w:instrText xml:space="preserve"> PAGEREF _Toc231836215 \h </w:instrText>
         </w:r>
         <w:r>
           <w:rPr>
@@ -1691,16 +1702,17 @@
           <w:tab w:val="right" w:leader="dot" w:pos="9350"/>
         </w:tabs>
         <w:rPr>
-          <w:noProof/>
-        </w:rPr>
-      </w:pPr>
-      <w:hyperlink w:anchor="_Toc231760865" w:history="1">
+          <w:rFonts w:eastAsiaTheme="minorEastAsia"/>
+          <w:noProof/>
+        </w:rPr>
+      </w:pPr>
+      <w:hyperlink w:anchor="_Toc231836216" w:history="1">
         <w:r>
           <w:rPr>
             <w:rStyle w:val="Hyperlink"/>
             <w:noProof/>
           </w:rPr>
-          <w:t>Figure 12 Pseudorandom Sequence Output</w:t>
+          <w:t>Figure 12The Automaton Cracker It intercepts a Caesar-encrypted transmission and automatically brute-forces all possible keys to find the readable text</w:t>
         </w:r>
         <w:r>
           <w:rPr>
@@ -1721,7 +1733,7 @@
             <w:noProof/>
             <w:webHidden/>
           </w:rPr>
-          <w:instrText xml:space="preserve"> PAGEREF _Toc231760865 \h </w:instrText>
+          <w:instrText xml:space="preserve"> PAGEREF _Toc231836216 \h </w:instrText>
         </w:r>
         <w:r>
           <w:rPr>
@@ -1741,7 +1753,7 @@
             <w:noProof/>
             <w:webHidden/>
           </w:rPr>
-          <w:t>9</w:t>
+          <w:t>10</w:t>
         </w:r>
         <w:r>
           <w:rPr>
@@ -1759,16 +1771,17 @@
           <w:tab w:val="right" w:leader="dot" w:pos="9350"/>
         </w:tabs>
         <w:rPr>
-          <w:noProof/>
-        </w:rPr>
-      </w:pPr>
-      <w:hyperlink w:anchor="_Toc231760866" w:history="1">
+          <w:rFonts w:eastAsiaTheme="minorEastAsia"/>
+          <w:noProof/>
+        </w:rPr>
+      </w:pPr>
+      <w:hyperlink w:anchor="_Toc231836217" w:history="1">
         <w:r>
           <w:rPr>
             <w:rStyle w:val="Hyperlink"/>
             <w:noProof/>
           </w:rPr>
-          <w:t>Figure 13 Statistical Random Testing</w:t>
+          <w:t>Figure 13 LSFR Generator Implementation</w:t>
         </w:r>
         <w:r>
           <w:rPr>
@@ -1789,7 +1802,7 @@
             <w:noProof/>
             <w:webHidden/>
           </w:rPr>
-          <w:instrText xml:space="preserve"> PAGEREF _Toc231760866 \h </w:instrText>
+          <w:instrText xml:space="preserve"> PAGEREF _Toc231836217 \h </w:instrText>
         </w:r>
         <w:r>
           <w:rPr>
@@ -1809,7 +1822,7 @@
             <w:noProof/>
             <w:webHidden/>
           </w:rPr>
-          <w:t>10</w:t>
+          <w:t>11</w:t>
         </w:r>
         <w:r>
           <w:rPr>
@@ -1827,16 +1840,17 @@
           <w:tab w:val="right" w:leader="dot" w:pos="9350"/>
         </w:tabs>
         <w:rPr>
-          <w:noProof/>
-        </w:rPr>
-      </w:pPr>
-      <w:hyperlink w:anchor="_Toc231760867" w:history="1">
+          <w:rFonts w:eastAsiaTheme="minorEastAsia"/>
+          <w:noProof/>
+        </w:rPr>
+      </w:pPr>
+      <w:hyperlink w:anchor="_Toc231836218" w:history="1">
         <w:r>
           <w:rPr>
             <w:rStyle w:val="Hyperlink"/>
             <w:noProof/>
           </w:rPr>
-          <w:t>Figure 14 RC4 Stream Cipher Simulation</w:t>
+          <w:t>Figure 14 Pseudorandom Sequence Output</w:t>
         </w:r>
         <w:r>
           <w:rPr>
@@ -1857,7 +1871,7 @@
             <w:noProof/>
             <w:webHidden/>
           </w:rPr>
-          <w:instrText xml:space="preserve"> PAGEREF _Toc231760867 \h </w:instrText>
+          <w:instrText xml:space="preserve"> PAGEREF _Toc231836218 \h </w:instrText>
         </w:r>
         <w:r>
           <w:rPr>
@@ -1877,7 +1891,7 @@
             <w:noProof/>
             <w:webHidden/>
           </w:rPr>
-          <w:t>10</w:t>
+          <w:t>11</w:t>
         </w:r>
         <w:r>
           <w:rPr>
@@ -1895,16 +1909,17 @@
           <w:tab w:val="right" w:leader="dot" w:pos="9350"/>
         </w:tabs>
         <w:rPr>
-          <w:noProof/>
-        </w:rPr>
-      </w:pPr>
-      <w:hyperlink w:anchor="_Toc231760868" w:history="1">
+          <w:rFonts w:eastAsiaTheme="minorEastAsia"/>
+          <w:noProof/>
+        </w:rPr>
+      </w:pPr>
+      <w:hyperlink w:anchor="_Toc231836219" w:history="1">
         <w:r>
           <w:rPr>
             <w:rStyle w:val="Hyperlink"/>
             <w:noProof/>
           </w:rPr>
-          <w:t>Figure 15 Encryption Performance Testing</w:t>
+          <w:t>Figure 15 Statistical Random Testing</w:t>
         </w:r>
         <w:r>
           <w:rPr>
@@ -1925,7 +1940,7 @@
             <w:noProof/>
             <w:webHidden/>
           </w:rPr>
-          <w:instrText xml:space="preserve"> PAGEREF _Toc231760868 \h </w:instrText>
+          <w:instrText xml:space="preserve"> PAGEREF _Toc231836219 \h </w:instrText>
         </w:r>
         <w:r>
           <w:rPr>
@@ -1963,16 +1978,17 @@
           <w:tab w:val="right" w:leader="dot" w:pos="9350"/>
         </w:tabs>
         <w:rPr>
-          <w:noProof/>
-        </w:rPr>
-      </w:pPr>
-      <w:hyperlink w:anchor="_Toc231760869" w:history="1">
+          <w:rFonts w:eastAsiaTheme="minorEastAsia"/>
+          <w:noProof/>
+        </w:rPr>
+      </w:pPr>
+      <w:hyperlink w:anchor="_Toc231836220" w:history="1">
         <w:r>
           <w:rPr>
             <w:rStyle w:val="Hyperlink"/>
             <w:noProof/>
           </w:rPr>
-          <w:t>Figure 16 AES Encryption Script</w:t>
+          <w:t>Figure 16 RC4 Stream Cipher Simulation</w:t>
         </w:r>
         <w:r>
           <w:rPr>
@@ -1993,7 +2009,7 @@
             <w:noProof/>
             <w:webHidden/>
           </w:rPr>
-          <w:instrText xml:space="preserve"> PAGEREF _Toc231760869 \h </w:instrText>
+          <w:instrText xml:space="preserve"> PAGEREF _Toc231836220 \h </w:instrText>
         </w:r>
         <w:r>
           <w:rPr>
@@ -2031,16 +2047,17 @@
           <w:tab w:val="right" w:leader="dot" w:pos="9350"/>
         </w:tabs>
         <w:rPr>
-          <w:noProof/>
-        </w:rPr>
-      </w:pPr>
-      <w:hyperlink w:anchor="_Toc231760870" w:history="1">
+          <w:rFonts w:eastAsiaTheme="minorEastAsia"/>
+          <w:noProof/>
+        </w:rPr>
+      </w:pPr>
+      <w:hyperlink w:anchor="_Toc231836221" w:history="1">
         <w:r>
           <w:rPr>
             <w:rStyle w:val="Hyperlink"/>
             <w:noProof/>
           </w:rPr>
-          <w:t>Figure 17 Key Generation Process</w:t>
+          <w:t>Figure 17 Encryption Performance Testing</w:t>
         </w:r>
         <w:r>
           <w:rPr>
@@ -2061,7 +2078,7 @@
             <w:noProof/>
             <w:webHidden/>
           </w:rPr>
-          <w:instrText xml:space="preserve"> PAGEREF _Toc231760870 \h </w:instrText>
+          <w:instrText xml:space="preserve"> PAGEREF _Toc231836221 \h </w:instrText>
         </w:r>
         <w:r>
           <w:rPr>
@@ -2099,16 +2116,17 @@
           <w:tab w:val="right" w:leader="dot" w:pos="9350"/>
         </w:tabs>
         <w:rPr>
-          <w:noProof/>
-        </w:rPr>
-      </w:pPr>
-      <w:hyperlink w:anchor="_Toc231760871" w:history="1">
+          <w:rFonts w:eastAsiaTheme="minorEastAsia"/>
+          <w:noProof/>
+        </w:rPr>
+      </w:pPr>
+      <w:hyperlink w:anchor="_Toc231836222" w:history="1">
         <w:r>
           <w:rPr>
             <w:rStyle w:val="Hyperlink"/>
             <w:noProof/>
           </w:rPr>
-          <w:t>Figure 18 File Encryption Demonstration</w:t>
+          <w:t>Figure 18 Visual Static Generator</w:t>
         </w:r>
         <w:r>
           <w:rPr>
@@ -2129,7 +2147,7 @@
             <w:noProof/>
             <w:webHidden/>
           </w:rPr>
-          <w:instrText xml:space="preserve"> PAGEREF _Toc231760871 \h </w:instrText>
+          <w:instrText xml:space="preserve"> PAGEREF _Toc231836222 \h </w:instrText>
         </w:r>
         <w:r>
           <w:rPr>
@@ -2167,16 +2185,17 @@
           <w:tab w:val="right" w:leader="dot" w:pos="9350"/>
         </w:tabs>
         <w:rPr>
-          <w:noProof/>
-        </w:rPr>
-      </w:pPr>
-      <w:hyperlink w:anchor="_Toc231760872" w:history="1">
+          <w:rFonts w:eastAsiaTheme="minorEastAsia"/>
+          <w:noProof/>
+        </w:rPr>
+      </w:pPr>
+      <w:hyperlink w:anchor="_Toc231836223" w:history="1">
         <w:r>
           <w:rPr>
             <w:rStyle w:val="Hyperlink"/>
             <w:noProof/>
           </w:rPr>
-          <w:t>Figure 19 Decryption Results</w:t>
+          <w:t>Figure 19 AES Encryption Script</w:t>
         </w:r>
         <w:r>
           <w:rPr>
@@ -2197,7 +2216,7 @@
             <w:noProof/>
             <w:webHidden/>
           </w:rPr>
-          <w:instrText xml:space="preserve"> PAGEREF _Toc231760872 \h </w:instrText>
+          <w:instrText xml:space="preserve"> PAGEREF _Toc231836223 \h </w:instrText>
         </w:r>
         <w:r>
           <w:rPr>
@@ -2235,16 +2254,17 @@
           <w:tab w:val="right" w:leader="dot" w:pos="9350"/>
         </w:tabs>
         <w:rPr>
-          <w:noProof/>
-        </w:rPr>
-      </w:pPr>
-      <w:hyperlink w:anchor="_Toc231760873" w:history="1">
+          <w:rFonts w:eastAsiaTheme="minorEastAsia"/>
+          <w:noProof/>
+        </w:rPr>
+      </w:pPr>
+      <w:hyperlink w:anchor="_Toc231836224" w:history="1">
         <w:r>
           <w:rPr>
             <w:rStyle w:val="Hyperlink"/>
             <w:noProof/>
           </w:rPr>
-          <w:t>Figure 20 AES Performance Testing</w:t>
+          <w:t>Figure 20 Key Generation Process</w:t>
         </w:r>
         <w:r>
           <w:rPr>
@@ -2265,7 +2285,7 @@
             <w:noProof/>
             <w:webHidden/>
           </w:rPr>
-          <w:instrText xml:space="preserve"> PAGEREF _Toc231760873 \h </w:instrText>
+          <w:instrText xml:space="preserve"> PAGEREF _Toc231836224 \h </w:instrText>
         </w:r>
         <w:r>
           <w:rPr>
@@ -2303,16 +2323,17 @@
           <w:tab w:val="right" w:leader="dot" w:pos="9350"/>
         </w:tabs>
         <w:rPr>
-          <w:noProof/>
-        </w:rPr>
-      </w:pPr>
-      <w:hyperlink w:anchor="_Toc231760874" w:history="1">
+          <w:rFonts w:eastAsiaTheme="minorEastAsia"/>
+          <w:noProof/>
+        </w:rPr>
+      </w:pPr>
+      <w:hyperlink w:anchor="_Toc231836225" w:history="1">
         <w:r>
           <w:rPr>
             <w:rStyle w:val="Hyperlink"/>
             <w:noProof/>
           </w:rPr>
-          <w:t>Figure 21 RSA Key Pair Generation</w:t>
+          <w:t>Figure 21 File Encryption Demonstration</w:t>
         </w:r>
         <w:r>
           <w:rPr>
@@ -2333,7 +2354,7 @@
             <w:noProof/>
             <w:webHidden/>
           </w:rPr>
-          <w:instrText xml:space="preserve"> PAGEREF _Toc231760874 \h </w:instrText>
+          <w:instrText xml:space="preserve"> PAGEREF _Toc231836225 \h </w:instrText>
         </w:r>
         <w:r>
           <w:rPr>
@@ -2353,7 +2374,7 @@
             <w:noProof/>
             <w:webHidden/>
           </w:rPr>
-          <w:t>15</w:t>
+          <w:t>14</w:t>
         </w:r>
         <w:r>
           <w:rPr>
@@ -2371,16 +2392,17 @@
           <w:tab w:val="right" w:leader="dot" w:pos="9350"/>
         </w:tabs>
         <w:rPr>
-          <w:noProof/>
-        </w:rPr>
-      </w:pPr>
-      <w:hyperlink w:anchor="_Toc231760875" w:history="1">
+          <w:rFonts w:eastAsiaTheme="minorEastAsia"/>
+          <w:noProof/>
+        </w:rPr>
+      </w:pPr>
+      <w:hyperlink w:anchor="_Toc231836226" w:history="1">
         <w:r>
           <w:rPr>
             <w:rStyle w:val="Hyperlink"/>
             <w:noProof/>
           </w:rPr>
-          <w:t>Figure 22 Public Key Encryption Process</w:t>
+          <w:t>Figure 22 Decryption Results</w:t>
         </w:r>
         <w:r>
           <w:rPr>
@@ -2401,7 +2423,7 @@
             <w:noProof/>
             <w:webHidden/>
           </w:rPr>
-          <w:instrText xml:space="preserve"> PAGEREF _Toc231760875 \h </w:instrText>
+          <w:instrText xml:space="preserve"> PAGEREF _Toc231836226 \h </w:instrText>
         </w:r>
         <w:r>
           <w:rPr>
@@ -2421,7 +2443,7 @@
             <w:noProof/>
             <w:webHidden/>
           </w:rPr>
-          <w:t>15</w:t>
+          <w:t>14</w:t>
         </w:r>
         <w:r>
           <w:rPr>
@@ -2439,16 +2461,17 @@
           <w:tab w:val="right" w:leader="dot" w:pos="9350"/>
         </w:tabs>
         <w:rPr>
-          <w:noProof/>
-        </w:rPr>
-      </w:pPr>
-      <w:hyperlink w:anchor="_Toc231760876" w:history="1">
+          <w:rFonts w:eastAsiaTheme="minorEastAsia"/>
+          <w:noProof/>
+        </w:rPr>
+      </w:pPr>
+      <w:hyperlink w:anchor="_Toc231836227" w:history="1">
         <w:r>
           <w:rPr>
             <w:rStyle w:val="Hyperlink"/>
             <w:noProof/>
           </w:rPr>
-          <w:t>Figure 23 Private Key Decryption Results</w:t>
+          <w:t>Figure 23 AES Performance Testing</w:t>
         </w:r>
         <w:r>
           <w:rPr>
@@ -2469,7 +2492,7 @@
             <w:noProof/>
             <w:webHidden/>
           </w:rPr>
-          <w:instrText xml:space="preserve"> PAGEREF _Toc231760876 \h </w:instrText>
+          <w:instrText xml:space="preserve"> PAGEREF _Toc231836227 \h </w:instrText>
         </w:r>
         <w:r>
           <w:rPr>
@@ -2489,7 +2512,7 @@
             <w:noProof/>
             <w:webHidden/>
           </w:rPr>
-          <w:t>16</w:t>
+          <w:t>14</w:t>
         </w:r>
         <w:r>
           <w:rPr>
@@ -2507,16 +2530,17 @@
           <w:tab w:val="right" w:leader="dot" w:pos="9350"/>
         </w:tabs>
         <w:rPr>
-          <w:noProof/>
-        </w:rPr>
-      </w:pPr>
-      <w:hyperlink w:anchor="_Toc231760877" w:history="1">
+          <w:rFonts w:eastAsiaTheme="minorEastAsia"/>
+          <w:noProof/>
+        </w:rPr>
+      </w:pPr>
+      <w:hyperlink w:anchor="_Toc231836228" w:history="1">
         <w:r>
           <w:rPr>
             <w:rStyle w:val="Hyperlink"/>
             <w:noProof/>
           </w:rPr>
-          <w:t>Figure 24 Secure Message Transmission</w:t>
+          <w:t>Figure 24 The ECB Visual Exploit</w:t>
         </w:r>
         <w:r>
           <w:rPr>
@@ -2537,7 +2561,7 @@
             <w:noProof/>
             <w:webHidden/>
           </w:rPr>
-          <w:instrText xml:space="preserve"> PAGEREF _Toc231760877 \h </w:instrText>
+          <w:instrText xml:space="preserve"> PAGEREF _Toc231836228 \h </w:instrText>
         </w:r>
         <w:r>
           <w:rPr>
@@ -2557,7 +2581,7 @@
             <w:noProof/>
             <w:webHidden/>
           </w:rPr>
-          <w:t>16</w:t>
+          <w:t>15</w:t>
         </w:r>
         <w:r>
           <w:rPr>
@@ -2575,16 +2599,17 @@
           <w:tab w:val="right" w:leader="dot" w:pos="9350"/>
         </w:tabs>
         <w:rPr>
-          <w:noProof/>
-        </w:rPr>
-      </w:pPr>
-      <w:hyperlink w:anchor="_Toc231760878" w:history="1">
+          <w:rFonts w:eastAsiaTheme="minorEastAsia"/>
+          <w:noProof/>
+        </w:rPr>
+      </w:pPr>
+      <w:hyperlink w:anchor="_Toc231836229" w:history="1">
         <w:r>
           <w:rPr>
             <w:rStyle w:val="Hyperlink"/>
             <w:noProof/>
           </w:rPr>
-          <w:t>Figure 25 RSA Testing And Validation</w:t>
+          <w:t>Figure 25 RSA Key Pair Generation</w:t>
         </w:r>
         <w:r>
           <w:rPr>
@@ -2605,7 +2630,7 @@
             <w:noProof/>
             <w:webHidden/>
           </w:rPr>
-          <w:instrText xml:space="preserve"> PAGEREF _Toc231760878 \h </w:instrText>
+          <w:instrText xml:space="preserve"> PAGEREF _Toc231836229 \h </w:instrText>
         </w:r>
         <w:r>
           <w:rPr>
@@ -2625,6 +2650,351 @@
             <w:noProof/>
             <w:webHidden/>
           </w:rPr>
+          <w:t>15</w:t>
+        </w:r>
+        <w:r>
+          <w:rPr>
+            <w:noProof/>
+            <w:webHidden/>
+          </w:rPr>
+          <w:fldChar w:fldCharType="end"/>
+        </w:r>
+      </w:hyperlink>
+    </w:p>
+    <w:p>
+      <w:pPr>
+        <w:pStyle w:val="TableofFigures"/>
+        <w:tabs>
+          <w:tab w:val="right" w:leader="dot" w:pos="9350"/>
+        </w:tabs>
+        <w:rPr>
+          <w:rFonts w:eastAsiaTheme="minorEastAsia"/>
+          <w:noProof/>
+        </w:rPr>
+      </w:pPr>
+      <w:hyperlink w:anchor="_Toc231836230" w:history="1">
+        <w:r>
+          <w:rPr>
+            <w:rStyle w:val="Hyperlink"/>
+            <w:noProof/>
+          </w:rPr>
+          <w:t>Figure 26 Public Key Encryption Process</w:t>
+        </w:r>
+        <w:r>
+          <w:rPr>
+            <w:noProof/>
+            <w:webHidden/>
+          </w:rPr>
+          <w:tab/>
+        </w:r>
+        <w:r>
+          <w:rPr>
+            <w:noProof/>
+            <w:webHidden/>
+          </w:rPr>
+          <w:fldChar w:fldCharType="begin"/>
+        </w:r>
+        <w:r>
+          <w:rPr>
+            <w:noProof/>
+            <w:webHidden/>
+          </w:rPr>
+          <w:instrText xml:space="preserve"> PAGEREF _Toc231836230 \h </w:instrText>
+        </w:r>
+        <w:r>
+          <w:rPr>
+            <w:noProof/>
+            <w:webHidden/>
+          </w:rPr>
+        </w:r>
+        <w:r>
+          <w:rPr>
+            <w:noProof/>
+            <w:webHidden/>
+          </w:rPr>
+          <w:fldChar w:fldCharType="separate"/>
+        </w:r>
+        <w:r>
+          <w:rPr>
+            <w:noProof/>
+            <w:webHidden/>
+          </w:rPr>
+          <w:t>15</w:t>
+        </w:r>
+        <w:r>
+          <w:rPr>
+            <w:noProof/>
+            <w:webHidden/>
+          </w:rPr>
+          <w:fldChar w:fldCharType="end"/>
+        </w:r>
+      </w:hyperlink>
+    </w:p>
+    <w:p>
+      <w:pPr>
+        <w:pStyle w:val="TableofFigures"/>
+        <w:tabs>
+          <w:tab w:val="right" w:leader="dot" w:pos="9350"/>
+        </w:tabs>
+        <w:rPr>
+          <w:rFonts w:eastAsiaTheme="minorEastAsia"/>
+          <w:noProof/>
+        </w:rPr>
+      </w:pPr>
+      <w:hyperlink w:anchor="_Toc231836231" w:history="1">
+        <w:r>
+          <w:rPr>
+            <w:rStyle w:val="Hyperlink"/>
+            <w:noProof/>
+          </w:rPr>
+          <w:t>Figure 27 Private Key Decryption Results</w:t>
+        </w:r>
+        <w:r>
+          <w:rPr>
+            <w:noProof/>
+            <w:webHidden/>
+          </w:rPr>
+          <w:tab/>
+        </w:r>
+        <w:r>
+          <w:rPr>
+            <w:noProof/>
+            <w:webHidden/>
+          </w:rPr>
+          <w:fldChar w:fldCharType="begin"/>
+        </w:r>
+        <w:r>
+          <w:rPr>
+            <w:noProof/>
+            <w:webHidden/>
+          </w:rPr>
+          <w:instrText xml:space="preserve"> PAGEREF _Toc231836231 \h </w:instrText>
+        </w:r>
+        <w:r>
+          <w:rPr>
+            <w:noProof/>
+            <w:webHidden/>
+          </w:rPr>
+        </w:r>
+        <w:r>
+          <w:rPr>
+            <w:noProof/>
+            <w:webHidden/>
+          </w:rPr>
+          <w:fldChar w:fldCharType="separate"/>
+        </w:r>
+        <w:r>
+          <w:rPr>
+            <w:noProof/>
+            <w:webHidden/>
+          </w:rPr>
+          <w:t>15</w:t>
+        </w:r>
+        <w:r>
+          <w:rPr>
+            <w:noProof/>
+            <w:webHidden/>
+          </w:rPr>
+          <w:fldChar w:fldCharType="end"/>
+        </w:r>
+      </w:hyperlink>
+    </w:p>
+    <w:p>
+      <w:pPr>
+        <w:pStyle w:val="TableofFigures"/>
+        <w:tabs>
+          <w:tab w:val="right" w:leader="dot" w:pos="9350"/>
+        </w:tabs>
+        <w:rPr>
+          <w:rFonts w:eastAsiaTheme="minorEastAsia"/>
+          <w:noProof/>
+        </w:rPr>
+      </w:pPr>
+      <w:hyperlink w:anchor="_Toc231836232" w:history="1">
+        <w:r>
+          <w:rPr>
+            <w:rStyle w:val="Hyperlink"/>
+            <w:noProof/>
+          </w:rPr>
+          <w:t>Figure 28 Secure Message Transmission</w:t>
+        </w:r>
+        <w:r>
+          <w:rPr>
+            <w:noProof/>
+            <w:webHidden/>
+          </w:rPr>
+          <w:tab/>
+        </w:r>
+        <w:r>
+          <w:rPr>
+            <w:noProof/>
+            <w:webHidden/>
+          </w:rPr>
+          <w:fldChar w:fldCharType="begin"/>
+        </w:r>
+        <w:r>
+          <w:rPr>
+            <w:noProof/>
+            <w:webHidden/>
+          </w:rPr>
+          <w:instrText xml:space="preserve"> PAGEREF _Toc231836232 \h </w:instrText>
+        </w:r>
+        <w:r>
+          <w:rPr>
+            <w:noProof/>
+            <w:webHidden/>
+          </w:rPr>
+        </w:r>
+        <w:r>
+          <w:rPr>
+            <w:noProof/>
+            <w:webHidden/>
+          </w:rPr>
+          <w:fldChar w:fldCharType="separate"/>
+        </w:r>
+        <w:r>
+          <w:rPr>
+            <w:noProof/>
+            <w:webHidden/>
+          </w:rPr>
+          <w:t>16</w:t>
+        </w:r>
+        <w:r>
+          <w:rPr>
+            <w:noProof/>
+            <w:webHidden/>
+          </w:rPr>
+          <w:fldChar w:fldCharType="end"/>
+        </w:r>
+      </w:hyperlink>
+    </w:p>
+    <w:p>
+      <w:pPr>
+        <w:pStyle w:val="TableofFigures"/>
+        <w:tabs>
+          <w:tab w:val="right" w:leader="dot" w:pos="9350"/>
+        </w:tabs>
+        <w:rPr>
+          <w:rFonts w:eastAsiaTheme="minorEastAsia"/>
+          <w:noProof/>
+        </w:rPr>
+      </w:pPr>
+      <w:hyperlink w:anchor="_Toc231836233" w:history="1">
+        <w:r>
+          <w:rPr>
+            <w:rStyle w:val="Hyperlink"/>
+            <w:noProof/>
+          </w:rPr>
+          <w:t>Figure 29 RSA Testing And Validation</w:t>
+        </w:r>
+        <w:r>
+          <w:rPr>
+            <w:noProof/>
+            <w:webHidden/>
+          </w:rPr>
+          <w:tab/>
+        </w:r>
+        <w:r>
+          <w:rPr>
+            <w:noProof/>
+            <w:webHidden/>
+          </w:rPr>
+          <w:fldChar w:fldCharType="begin"/>
+        </w:r>
+        <w:r>
+          <w:rPr>
+            <w:noProof/>
+            <w:webHidden/>
+          </w:rPr>
+          <w:instrText xml:space="preserve"> PAGEREF _Toc231836233 \h </w:instrText>
+        </w:r>
+        <w:r>
+          <w:rPr>
+            <w:noProof/>
+            <w:webHidden/>
+          </w:rPr>
+        </w:r>
+        <w:r>
+          <w:rPr>
+            <w:noProof/>
+            <w:webHidden/>
+          </w:rPr>
+          <w:fldChar w:fldCharType="separate"/>
+        </w:r>
+        <w:r>
+          <w:rPr>
+            <w:noProof/>
+            <w:webHidden/>
+          </w:rPr>
+          <w:t>16</w:t>
+        </w:r>
+        <w:r>
+          <w:rPr>
+            <w:noProof/>
+            <w:webHidden/>
+          </w:rPr>
+          <w:fldChar w:fldCharType="end"/>
+        </w:r>
+      </w:hyperlink>
+    </w:p>
+    <w:p>
+      <w:pPr>
+        <w:pStyle w:val="TableofFigures"/>
+        <w:tabs>
+          <w:tab w:val="right" w:leader="dot" w:pos="9350"/>
+        </w:tabs>
+        <w:rPr>
+          <w:rFonts w:eastAsiaTheme="minorEastAsia"/>
+          <w:noProof/>
+        </w:rPr>
+      </w:pPr>
+      <w:hyperlink w:anchor="_Toc231836234" w:history="1">
+        <w:r>
+          <w:rPr>
+            <w:rStyle w:val="Hyperlink"/>
+            <w:noProof/>
+          </w:rPr>
+          <w:t>Figure 30 combination of AES and RSA</w:t>
+        </w:r>
+        <w:r>
+          <w:rPr>
+            <w:noProof/>
+            <w:webHidden/>
+          </w:rPr>
+          <w:tab/>
+        </w:r>
+        <w:r>
+          <w:rPr>
+            <w:noProof/>
+            <w:webHidden/>
+          </w:rPr>
+          <w:fldChar w:fldCharType="begin"/>
+        </w:r>
+        <w:r>
+          <w:rPr>
+            <w:noProof/>
+            <w:webHidden/>
+          </w:rPr>
+          <w:instrText xml:space="preserve"> PAGEREF _Toc231836234 \h </w:instrText>
+        </w:r>
+        <w:r>
+          <w:rPr>
+            <w:noProof/>
+            <w:webHidden/>
+          </w:rPr>
+        </w:r>
+        <w:r>
+          <w:rPr>
+            <w:noProof/>
+            <w:webHidden/>
+          </w:rPr>
+          <w:fldChar w:fldCharType="separate"/>
+        </w:r>
+        <w:r>
+          <w:rPr>
+            <w:noProof/>
+            <w:webHidden/>
+          </w:rPr>
           <w:t>17</w:t>
         </w:r>
         <w:r>
@@ -2683,6 +3053,7 @@
           <w:rStyle w:val="Heading1Char"/>
         </w:rPr>
       </w:pPr>
+      <w:bookmarkStart w:id="0" w:name="_Toc231760915"/>
     </w:p>
     <w:p>
       <w:pPr>
@@ -2690,8 +3061,6 @@
           <w:rStyle w:val="Heading1Char"/>
         </w:rPr>
       </w:pPr>
-      <w:bookmarkStart w:id="0" w:name="_Toc231760915"/>
-      <w:bookmarkStart w:id="1" w:name="_Toc231761038"/>
     </w:p>
     <w:p>
       <w:pPr>
@@ -2748,18 +3117,11 @@
           <w:rStyle w:val="Heading1Char"/>
         </w:rPr>
       </w:pPr>
-    </w:p>
-    <w:p>
-      <w:pPr>
+      <w:bookmarkStart w:id="1" w:name="_Toc231836037"/>
+      <w:r>
         <w:rPr>
           <w:rStyle w:val="Heading1Char"/>
         </w:rPr>
-      </w:pPr>
-      <w:r>
-        <w:rPr>
-          <w:rStyle w:val="Heading1Char"/>
-        </w:rPr>
-        <w:lastRenderedPageBreak/>
         <w:t>week 1</w:t>
       </w:r>
       <w:bookmarkEnd w:id="0"/>
@@ -2773,12 +3135,12 @@
         </w:rPr>
       </w:pPr>
       <w:bookmarkStart w:id="2" w:name="_Toc231760916"/>
-      <w:bookmarkStart w:id="3" w:name="_Toc231761039"/>
     </w:p>
     <w:p>
       <w:pPr>
         <w:keepNext/>
       </w:pPr>
+      <w:bookmarkStart w:id="3" w:name="_Toc231836038"/>
       <w:r>
         <w:rPr>
           <w:rStyle w:val="Heading1Char"/>
@@ -2836,6 +3198,7 @@
         <w:pStyle w:val="Caption"/>
       </w:pPr>
       <w:bookmarkStart w:id="4" w:name="_Toc231760854"/>
+      <w:bookmarkStart w:id="5" w:name="_Toc231836205"/>
       <w:r>
         <w:t xml:space="preserve">Figure </w:t>
       </w:r>
@@ -2861,6 +3224,7 @@
         <w:t xml:space="preserve"> Installation of VS Code and python</w:t>
       </w:r>
       <w:bookmarkEnd w:id="4"/>
+      <w:bookmarkEnd w:id="5"/>
     </w:p>
     <w:p>
       <w:pPr>
@@ -2924,7 +3288,8 @@
       <w:pPr>
         <w:pStyle w:val="Caption"/>
       </w:pPr>
-      <w:bookmarkStart w:id="5" w:name="_Toc231760855"/>
+      <w:bookmarkStart w:id="6" w:name="_Toc231760855"/>
+      <w:bookmarkStart w:id="7" w:name="_Toc231836206"/>
       <w:r>
         <w:t xml:space="preserve">Figure </w:t>
       </w:r>
@@ -2949,7 +3314,8 @@
       <w:r>
         <w:t xml:space="preserve"> Installation of cryptographic libraries</w:t>
       </w:r>
-      <w:bookmarkEnd w:id="5"/>
+      <w:bookmarkEnd w:id="6"/>
+      <w:bookmarkEnd w:id="7"/>
     </w:p>
     <w:p>
       <w:pPr>
@@ -3014,7 +3380,8 @@
       <w:pPr>
         <w:pStyle w:val="Caption"/>
       </w:pPr>
-      <w:bookmarkStart w:id="6" w:name="_Toc231760856"/>
+      <w:bookmarkStart w:id="8" w:name="_Toc231760856"/>
+      <w:bookmarkStart w:id="9" w:name="_Toc231836207"/>
       <w:r>
         <w:t xml:space="preserve">Figure </w:t>
       </w:r>
@@ -3039,7 +3406,8 @@
       <w:r>
         <w:t xml:space="preserve"> Open SSL Installation test</w:t>
       </w:r>
-      <w:bookmarkEnd w:id="6"/>
+      <w:bookmarkEnd w:id="8"/>
+      <w:bookmarkEnd w:id="9"/>
     </w:p>
     <w:p>
       <w:r>
@@ -3147,7 +3515,8 @@
       <w:pPr>
         <w:pStyle w:val="Caption"/>
       </w:pPr>
-      <w:bookmarkStart w:id="7" w:name="_Toc231760857"/>
+      <w:bookmarkStart w:id="10" w:name="_Toc231760857"/>
+      <w:bookmarkStart w:id="11" w:name="_Toc231836208"/>
       <w:r>
         <w:t xml:space="preserve">Figure </w:t>
       </w:r>
@@ -3172,7 +3541,8 @@
       <w:r>
         <w:t xml:space="preserve"> Local encryption script encryption</w:t>
       </w:r>
-      <w:bookmarkEnd w:id="7"/>
+      <w:bookmarkEnd w:id="10"/>
+      <w:bookmarkEnd w:id="11"/>
     </w:p>
     <w:p>
       <w:pPr>
@@ -3224,7 +3594,8 @@
       <w:pPr>
         <w:pStyle w:val="Caption"/>
       </w:pPr>
-      <w:bookmarkStart w:id="8" w:name="_Toc231760858"/>
+      <w:bookmarkStart w:id="12" w:name="_Toc231760858"/>
+      <w:bookmarkStart w:id="13" w:name="_Toc231836209"/>
       <w:r>
         <w:t xml:space="preserve">Figure </w:t>
       </w:r>
@@ -3249,7 +3620,8 @@
       <w:r>
         <w:t xml:space="preserve"> GitHub Repository Initialization</w:t>
       </w:r>
-      <w:bookmarkEnd w:id="8"/>
+      <w:bookmarkEnd w:id="12"/>
+      <w:bookmarkEnd w:id="13"/>
     </w:p>
     <w:p/>
     <w:p>
@@ -3267,7 +3639,18 @@
     </w:p>
     <w:p>
       <w:r>
-        <w:t>Established a secure programming environment on Kali Linux, integrating OpenSSL libraries for advanced cryptography. confirm compiler and library setup alongside successful script execution</w:t>
+        <w:t xml:space="preserve">Established a secure </w:t>
+      </w:r>
+      <w:proofErr w:type="spellStart"/>
+      <w:r>
+        <w:t>sssssssssss</w:t>
+      </w:r>
+      <w:r>
+        <w:t>programming</w:t>
+      </w:r>
+      <w:proofErr w:type="spellEnd"/>
+      <w:r>
+        <w:t xml:space="preserve"> environment on Kali Linux, integrating OpenSSL libraries for advanced cryptography. confirm compiler and library setup alongside successful script execution</w:t>
       </w:r>
       <w:r>
         <w:t xml:space="preserve"> </w:t>
@@ -3276,17 +3659,123 @@
         <w:t>documents GitHub version control initialization, ensuring all portfolio code is accurately tracked and securely managed.</w:t>
       </w:r>
     </w:p>
+    <w:p>
+      <w:pPr>
+        <w:pStyle w:val="IntenseQuote"/>
+      </w:pPr>
+      <w:r>
+        <w:t>CREATIVE TASK</w:t>
+      </w:r>
+    </w:p>
+    <w:p>
+      <w:pPr>
+        <w:keepNext/>
+      </w:pPr>
+      <w:r>
+        <w:rPr>
+          <w:noProof/>
+        </w:rPr>
+        <w:lastRenderedPageBreak/>
+        <w:drawing>
+          <wp:inline distT="0" distB="0" distL="0" distR="0" wp14:anchorId="39BFFE3B" wp14:editId="74F64046">
+            <wp:extent cx="5943600" cy="3039110"/>
+            <wp:effectExtent l="0" t="0" r="0" b="8890"/>
+            <wp:docPr id="1486902983" name="Picture 22"/>
+            <wp:cNvGraphicFramePr>
+              <a:graphicFrameLocks xmlns:a="http://schemas.openxmlformats.org/drawingml/2006/main" noChangeAspect="1"/>
+            </wp:cNvGraphicFramePr>
+            <a:graphic xmlns:a="http://schemas.openxmlformats.org/drawingml/2006/main">
+              <a:graphicData uri="http://schemas.openxmlformats.org/drawingml/2006/picture">
+                <pic:pic xmlns:pic="http://schemas.openxmlformats.org/drawingml/2006/picture">
+                  <pic:nvPicPr>
+                    <pic:cNvPr id="0" name="Picture 43"/>
+                    <pic:cNvPicPr>
+                      <a:picLocks noChangeAspect="1" noChangeArrowheads="1"/>
+                    </pic:cNvPicPr>
+                  </pic:nvPicPr>
+                  <pic:blipFill>
+                    <a:blip r:embed="rId13" cstate="print">
+                      <a:extLst>
+                        <a:ext uri="{28A0092B-C50C-407E-A947-70E740481C1C}">
+                          <a14:useLocalDpi xmlns:a14="http://schemas.microsoft.com/office/drawing/2010/main" val="0"/>
+                        </a:ext>
+                      </a:extLst>
+                    </a:blip>
+                    <a:srcRect/>
+                    <a:stretch>
+                      <a:fillRect/>
+                    </a:stretch>
+                  </pic:blipFill>
+                  <pic:spPr bwMode="auto">
+                    <a:xfrm>
+                      <a:off x="0" y="0"/>
+                      <a:ext cx="5943600" cy="3039110"/>
+                    </a:xfrm>
+                    <a:prstGeom prst="rect">
+                      <a:avLst/>
+                    </a:prstGeom>
+                    <a:noFill/>
+                    <a:ln>
+                      <a:noFill/>
+                    </a:ln>
+                  </pic:spPr>
+                </pic:pic>
+              </a:graphicData>
+            </a:graphic>
+          </wp:inline>
+        </w:drawing>
+      </w:r>
+    </w:p>
+    <w:p>
+      <w:pPr>
+        <w:pStyle w:val="Caption"/>
+      </w:pPr>
+      <w:bookmarkStart w:id="14" w:name="_Toc231836210"/>
+      <w:r>
+        <w:t xml:space="preserve">Figure </w:t>
+      </w:r>
+      <w:r>
+        <w:fldChar w:fldCharType="begin"/>
+      </w:r>
+      <w:r>
+        <w:instrText xml:space="preserve"> SEQ Figure \* ARABIC </w:instrText>
+      </w:r>
+      <w:r>
+        <w:fldChar w:fldCharType="separate"/>
+      </w:r>
+      <w:r>
+        <w:rPr>
+          <w:noProof/>
+        </w:rPr>
+        <w:t>6</w:t>
+      </w:r>
+      <w:r>
+        <w:fldChar w:fldCharType="end"/>
+      </w:r>
+      <w:r>
+        <w:t xml:space="preserve"> </w:t>
+      </w:r>
+      <w:r>
+        <w:t>secure web session token</w:t>
+      </w:r>
+      <w:r>
+        <w:t xml:space="preserve"> </w:t>
+      </w:r>
+      <w:r>
+        <w:t>simulating a lightweight backend security protocol.</w:t>
+      </w:r>
+      <w:bookmarkEnd w:id="14"/>
+    </w:p>
     <w:p/>
     <w:p>
       <w:pPr>
         <w:pStyle w:val="Heading1"/>
       </w:pPr>
-      <w:bookmarkStart w:id="9" w:name="_Toc231761040"/>
-      <w:r>
-        <w:lastRenderedPageBreak/>
+      <w:bookmarkStart w:id="15" w:name="_Toc231836039"/>
+      <w:r>
         <w:t>Week 2</w:t>
       </w:r>
-      <w:bookmarkEnd w:id="9"/>
+      <w:bookmarkEnd w:id="15"/>
     </w:p>
     <w:p>
       <w:pPr>
@@ -3314,7 +3803,7 @@
                     <pic:cNvPicPr/>
                   </pic:nvPicPr>
                   <pic:blipFill rotWithShape="1">
-                    <a:blip r:embed="rId13"/>
+                    <a:blip r:embed="rId14"/>
                     <a:srcRect t="6517"/>
                     <a:stretch>
                       <a:fillRect/>
@@ -3348,7 +3837,8 @@
       <w:pPr>
         <w:pStyle w:val="Caption"/>
       </w:pPr>
-      <w:bookmarkStart w:id="10" w:name="_Toc231760859"/>
+      <w:bookmarkStart w:id="16" w:name="_Toc231760859"/>
+      <w:bookmarkStart w:id="17" w:name="_Toc231836211"/>
       <w:r>
         <w:t xml:space="preserve">Figure </w:t>
       </w:r>
@@ -3365,7 +3855,7 @@
         <w:rPr>
           <w:noProof/>
         </w:rPr>
-        <w:t>6</w:t>
+        <w:t>7</w:t>
       </w:r>
       <w:r>
         <w:fldChar w:fldCharType="end"/>
@@ -3373,7 +3863,8 @@
       <w:r>
         <w:t xml:space="preserve"> Caesar cipher implementation</w:t>
       </w:r>
-      <w:bookmarkEnd w:id="10"/>
+      <w:bookmarkEnd w:id="16"/>
+      <w:bookmarkEnd w:id="17"/>
     </w:p>
     <w:p>
       <w:pPr>
@@ -3401,7 +3892,7 @@
                     <pic:cNvPicPr/>
                   </pic:nvPicPr>
                   <pic:blipFill rotWithShape="1">
-                    <a:blip r:embed="rId13"/>
+                    <a:blip r:embed="rId14"/>
                     <a:srcRect t="6680"/>
                     <a:stretch>
                       <a:fillRect/>
@@ -3435,7 +3926,8 @@
       <w:pPr>
         <w:pStyle w:val="Caption"/>
       </w:pPr>
-      <w:bookmarkStart w:id="11" w:name="_Toc231760860"/>
+      <w:bookmarkStart w:id="18" w:name="_Toc231760860"/>
+      <w:bookmarkStart w:id="19" w:name="_Toc231836212"/>
       <w:r>
         <w:t xml:space="preserve">Figure </w:t>
       </w:r>
@@ -3452,7 +3944,7 @@
         <w:rPr>
           <w:noProof/>
         </w:rPr>
-        <w:t>7</w:t>
+        <w:t>8</w:t>
       </w:r>
       <w:r>
         <w:fldChar w:fldCharType="end"/>
@@ -3466,7 +3958,8 @@
       <w:r>
         <w:t xml:space="preserve"> cipher encryption process</w:t>
       </w:r>
-      <w:bookmarkEnd w:id="11"/>
+      <w:bookmarkEnd w:id="18"/>
+      <w:bookmarkEnd w:id="19"/>
     </w:p>
     <w:p>
       <w:pPr>
@@ -3476,7 +3969,6 @@
         <w:rPr>
           <w:noProof/>
         </w:rPr>
-        <w:lastRenderedPageBreak/>
         <w:drawing>
           <wp:inline distT="0" distB="0" distL="0" distR="0" wp14:anchorId="3534699B" wp14:editId="3E602644">
             <wp:extent cx="5943600" cy="3040380"/>
@@ -3490,95 +3982,6 @@
                 <pic:pic xmlns:pic="http://schemas.openxmlformats.org/drawingml/2006/picture">
                   <pic:nvPicPr>
                     <pic:cNvPr id="0" name="Picture 9"/>
-                    <pic:cNvPicPr>
-                      <a:picLocks noChangeAspect="1" noChangeArrowheads="1"/>
-                    </pic:cNvPicPr>
-                  </pic:nvPicPr>
-                  <pic:blipFill>
-                    <a:blip r:embed="rId14" cstate="print">
-                      <a:extLst>
-                        <a:ext uri="{28A0092B-C50C-407E-A947-70E740481C1C}">
-                          <a14:useLocalDpi xmlns:a14="http://schemas.microsoft.com/office/drawing/2010/main" val="0"/>
-                        </a:ext>
-                      </a:extLst>
-                    </a:blip>
-                    <a:srcRect/>
-                    <a:stretch>
-                      <a:fillRect/>
-                    </a:stretch>
-                  </pic:blipFill>
-                  <pic:spPr bwMode="auto">
-                    <a:xfrm>
-                      <a:off x="0" y="0"/>
-                      <a:ext cx="5943600" cy="3040380"/>
-                    </a:xfrm>
-                    <a:prstGeom prst="rect">
-                      <a:avLst/>
-                    </a:prstGeom>
-                    <a:noFill/>
-                    <a:ln>
-                      <a:noFill/>
-                    </a:ln>
-                  </pic:spPr>
-                </pic:pic>
-              </a:graphicData>
-            </a:graphic>
-          </wp:inline>
-        </w:drawing>
-      </w:r>
-    </w:p>
-    <w:p>
-      <w:pPr>
-        <w:pStyle w:val="Caption"/>
-      </w:pPr>
-      <w:bookmarkStart w:id="12" w:name="_Toc231760861"/>
-      <w:r>
-        <w:t xml:space="preserve">Figure </w:t>
-      </w:r>
-      <w:r>
-        <w:fldChar w:fldCharType="begin"/>
-      </w:r>
-      <w:r>
-        <w:instrText xml:space="preserve"> SEQ Figure \* ARABIC </w:instrText>
-      </w:r>
-      <w:r>
-        <w:fldChar w:fldCharType="separate"/>
-      </w:r>
-      <w:r>
-        <w:rPr>
-          <w:noProof/>
-        </w:rPr>
-        <w:t>8</w:t>
-      </w:r>
-      <w:r>
-        <w:fldChar w:fldCharType="end"/>
-      </w:r>
-      <w:r>
-        <w:t xml:space="preserve"> Encryption and Decryption output</w:t>
-      </w:r>
-      <w:bookmarkEnd w:id="12"/>
-    </w:p>
-    <w:p>
-      <w:pPr>
-        <w:keepNext/>
-      </w:pPr>
-      <w:r>
-        <w:rPr>
-          <w:noProof/>
-        </w:rPr>
-        <w:drawing>
-          <wp:inline distT="0" distB="0" distL="0" distR="0" wp14:anchorId="2C6C50EB" wp14:editId="7E1D1FF6">
-            <wp:extent cx="5943600" cy="3040380"/>
-            <wp:effectExtent l="0" t="0" r="0" b="7620"/>
-            <wp:docPr id="1793247539" name="Picture 6"/>
-            <wp:cNvGraphicFramePr>
-              <a:graphicFrameLocks xmlns:a="http://schemas.openxmlformats.org/drawingml/2006/main" noChangeAspect="1"/>
-            </wp:cNvGraphicFramePr>
-            <a:graphic xmlns:a="http://schemas.openxmlformats.org/drawingml/2006/main">
-              <a:graphicData uri="http://schemas.openxmlformats.org/drawingml/2006/picture">
-                <pic:pic xmlns:pic="http://schemas.openxmlformats.org/drawingml/2006/picture">
-                  <pic:nvPicPr>
-                    <pic:cNvPr id="0" name="Picture 11"/>
                     <pic:cNvPicPr>
                       <a:picLocks noChangeAspect="1" noChangeArrowheads="1"/>
                     </pic:cNvPicPr>
@@ -3620,7 +4023,8 @@
       <w:pPr>
         <w:pStyle w:val="Caption"/>
       </w:pPr>
-      <w:bookmarkStart w:id="13" w:name="_Toc231760862"/>
+      <w:bookmarkStart w:id="20" w:name="_Toc231760861"/>
+      <w:bookmarkStart w:id="21" w:name="_Toc231836213"/>
       <w:r>
         <w:t xml:space="preserve">Figure </w:t>
       </w:r>
@@ -3643,9 +4047,102 @@
         <w:fldChar w:fldCharType="end"/>
       </w:r>
       <w:r>
+        <w:t xml:space="preserve"> Encryption and Decryption output</w:t>
+      </w:r>
+      <w:bookmarkEnd w:id="20"/>
+      <w:bookmarkEnd w:id="21"/>
+    </w:p>
+    <w:p>
+      <w:pPr>
+        <w:keepNext/>
+      </w:pPr>
+      <w:r>
+        <w:rPr>
+          <w:noProof/>
+        </w:rPr>
+        <w:lastRenderedPageBreak/>
+        <w:drawing>
+          <wp:inline distT="0" distB="0" distL="0" distR="0" wp14:anchorId="2C6C50EB" wp14:editId="7E1D1FF6">
+            <wp:extent cx="5943600" cy="3040380"/>
+            <wp:effectExtent l="0" t="0" r="0" b="7620"/>
+            <wp:docPr id="1793247539" name="Picture 6"/>
+            <wp:cNvGraphicFramePr>
+              <a:graphicFrameLocks xmlns:a="http://schemas.openxmlformats.org/drawingml/2006/main" noChangeAspect="1"/>
+            </wp:cNvGraphicFramePr>
+            <a:graphic xmlns:a="http://schemas.openxmlformats.org/drawingml/2006/main">
+              <a:graphicData uri="http://schemas.openxmlformats.org/drawingml/2006/picture">
+                <pic:pic xmlns:pic="http://schemas.openxmlformats.org/drawingml/2006/picture">
+                  <pic:nvPicPr>
+                    <pic:cNvPr id="0" name="Picture 11"/>
+                    <pic:cNvPicPr>
+                      <a:picLocks noChangeAspect="1" noChangeArrowheads="1"/>
+                    </pic:cNvPicPr>
+                  </pic:nvPicPr>
+                  <pic:blipFill>
+                    <a:blip r:embed="rId16" cstate="print">
+                      <a:extLst>
+                        <a:ext uri="{28A0092B-C50C-407E-A947-70E740481C1C}">
+                          <a14:useLocalDpi xmlns:a14="http://schemas.microsoft.com/office/drawing/2010/main" val="0"/>
+                        </a:ext>
+                      </a:extLst>
+                    </a:blip>
+                    <a:srcRect/>
+                    <a:stretch>
+                      <a:fillRect/>
+                    </a:stretch>
+                  </pic:blipFill>
+                  <pic:spPr bwMode="auto">
+                    <a:xfrm>
+                      <a:off x="0" y="0"/>
+                      <a:ext cx="5943600" cy="3040380"/>
+                    </a:xfrm>
+                    <a:prstGeom prst="rect">
+                      <a:avLst/>
+                    </a:prstGeom>
+                    <a:noFill/>
+                    <a:ln>
+                      <a:noFill/>
+                    </a:ln>
+                  </pic:spPr>
+                </pic:pic>
+              </a:graphicData>
+            </a:graphic>
+          </wp:inline>
+        </w:drawing>
+      </w:r>
+    </w:p>
+    <w:p>
+      <w:pPr>
+        <w:pStyle w:val="Caption"/>
+      </w:pPr>
+      <w:bookmarkStart w:id="22" w:name="_Toc231760862"/>
+      <w:bookmarkStart w:id="23" w:name="_Toc231836214"/>
+      <w:r>
+        <w:t xml:space="preserve">Figure </w:t>
+      </w:r>
+      <w:r>
+        <w:fldChar w:fldCharType="begin"/>
+      </w:r>
+      <w:r>
+        <w:instrText xml:space="preserve"> SEQ Figure \* ARABIC </w:instrText>
+      </w:r>
+      <w:r>
+        <w:fldChar w:fldCharType="separate"/>
+      </w:r>
+      <w:r>
+        <w:rPr>
+          <w:noProof/>
+        </w:rPr>
+        <w:t>10</w:t>
+      </w:r>
+      <w:r>
+        <w:fldChar w:fldCharType="end"/>
+      </w:r>
+      <w:r>
         <w:t xml:space="preserve"> User input Validation Interface</w:t>
       </w:r>
-      <w:bookmarkEnd w:id="13"/>
+      <w:bookmarkEnd w:id="22"/>
+      <w:bookmarkEnd w:id="23"/>
     </w:p>
     <w:p>
       <w:pPr>
@@ -3681,7 +4178,7 @@
                     </pic:cNvPicPr>
                   </pic:nvPicPr>
                   <pic:blipFill rotWithShape="1">
-                    <a:blip r:embed="rId16" cstate="print">
+                    <a:blip r:embed="rId17" cstate="print">
                       <a:extLst>
                         <a:ext uri="{28A0092B-C50C-407E-A947-70E740481C1C}">
                           <a14:useLocalDpi xmlns:a14="http://schemas.microsoft.com/office/drawing/2010/main" val="0"/>
@@ -3722,7 +4219,8 @@
       <w:pPr>
         <w:pStyle w:val="Caption"/>
       </w:pPr>
-      <w:bookmarkStart w:id="14" w:name="_Toc231760863"/>
+      <w:bookmarkStart w:id="24" w:name="_Toc231760863"/>
+      <w:bookmarkStart w:id="25" w:name="_Toc231836215"/>
       <w:r>
         <w:t xml:space="preserve">Figure </w:t>
       </w:r>
@@ -3739,7 +4237,7 @@
         <w:rPr>
           <w:noProof/>
         </w:rPr>
-        <w:t>10</w:t>
+        <w:t>11</w:t>
       </w:r>
       <w:r>
         <w:fldChar w:fldCharType="end"/>
@@ -3747,7 +4245,8 @@
       <w:r>
         <w:t xml:space="preserve"> cipher testing result</w:t>
       </w:r>
-      <w:bookmarkEnd w:id="14"/>
+      <w:bookmarkEnd w:id="24"/>
+      <w:bookmarkEnd w:id="25"/>
     </w:p>
     <w:p>
       <w:pPr>
@@ -3775,14 +4274,118 @@
     </w:p>
     <w:p>
       <w:pPr>
+        <w:pStyle w:val="IntenseQuote"/>
+      </w:pPr>
+      <w:r>
+        <w:lastRenderedPageBreak/>
+        <w:t>CREATIVE TASK</w:t>
+      </w:r>
+    </w:p>
+    <w:p>
+      <w:pPr>
+        <w:keepNext/>
+      </w:pPr>
+      <w:r>
+        <w:rPr>
+          <w:noProof/>
+        </w:rPr>
+        <w:drawing>
+          <wp:inline distT="0" distB="0" distL="0" distR="0" wp14:anchorId="3DC20118" wp14:editId="21B341F6">
+            <wp:extent cx="5943600" cy="3039110"/>
+            <wp:effectExtent l="0" t="0" r="0" b="8890"/>
+            <wp:docPr id="720085547" name="Picture 23"/>
+            <wp:cNvGraphicFramePr>
+              <a:graphicFrameLocks xmlns:a="http://schemas.openxmlformats.org/drawingml/2006/main" noChangeAspect="1"/>
+            </wp:cNvGraphicFramePr>
+            <a:graphic xmlns:a="http://schemas.openxmlformats.org/drawingml/2006/main">
+              <a:graphicData uri="http://schemas.openxmlformats.org/drawingml/2006/picture">
+                <pic:pic xmlns:pic="http://schemas.openxmlformats.org/drawingml/2006/picture">
+                  <pic:nvPicPr>
+                    <pic:cNvPr id="0" name="Picture 45"/>
+                    <pic:cNvPicPr>
+                      <a:picLocks noChangeAspect="1" noChangeArrowheads="1"/>
+                    </pic:cNvPicPr>
+                  </pic:nvPicPr>
+                  <pic:blipFill>
+                    <a:blip r:embed="rId18" cstate="print">
+                      <a:extLst>
+                        <a:ext uri="{28A0092B-C50C-407E-A947-70E740481C1C}">
+                          <a14:useLocalDpi xmlns:a14="http://schemas.microsoft.com/office/drawing/2010/main" val="0"/>
+                        </a:ext>
+                      </a:extLst>
+                    </a:blip>
+                    <a:srcRect/>
+                    <a:stretch>
+                      <a:fillRect/>
+                    </a:stretch>
+                  </pic:blipFill>
+                  <pic:spPr bwMode="auto">
+                    <a:xfrm>
+                      <a:off x="0" y="0"/>
+                      <a:ext cx="5943600" cy="3039110"/>
+                    </a:xfrm>
+                    <a:prstGeom prst="rect">
+                      <a:avLst/>
+                    </a:prstGeom>
+                    <a:noFill/>
+                    <a:ln>
+                      <a:noFill/>
+                    </a:ln>
+                  </pic:spPr>
+                </pic:pic>
+              </a:graphicData>
+            </a:graphic>
+          </wp:inline>
+        </w:drawing>
+      </w:r>
+    </w:p>
+    <w:p>
+      <w:pPr>
+        <w:pStyle w:val="Caption"/>
+      </w:pPr>
+      <w:bookmarkStart w:id="26" w:name="_Toc231836216"/>
+      <w:r>
+        <w:t xml:space="preserve">Figure </w:t>
+      </w:r>
+      <w:r>
+        <w:fldChar w:fldCharType="begin"/>
+      </w:r>
+      <w:r>
+        <w:instrText xml:space="preserve"> SEQ Figure \* ARABIC </w:instrText>
+      </w:r>
+      <w:r>
+        <w:fldChar w:fldCharType="separate"/>
+      </w:r>
+      <w:r>
+        <w:rPr>
+          <w:noProof/>
+        </w:rPr>
+        <w:t>12</w:t>
+      </w:r>
+      <w:r>
+        <w:fldChar w:fldCharType="end"/>
+      </w:r>
+      <w:r>
+        <w:t>The Automaton Cracker</w:t>
+      </w:r>
+      <w:r>
+        <w:t xml:space="preserve"> </w:t>
+      </w:r>
+      <w:r>
+        <w:t>It intercepts a Caesar-encrypted transmission and automatically brute-forces all possible keys to find the readable text</w:t>
+      </w:r>
+      <w:bookmarkEnd w:id="26"/>
+    </w:p>
+    <w:p>
+      <w:pPr>
         <w:pStyle w:val="Heading1"/>
       </w:pPr>
-      <w:bookmarkStart w:id="15" w:name="_Toc231761041"/>
+      <w:bookmarkStart w:id="27" w:name="_Toc231836040"/>
       <w:r>
         <w:lastRenderedPageBreak/>
         <w:t>Week 3</w:t>
       </w:r>
-      <w:bookmarkEnd w:id="15"/>
+      <w:bookmarkEnd w:id="27"/>
     </w:p>
     <w:p>
       <w:pPr>
@@ -3810,7 +4413,7 @@
                     <pic:cNvPicPr/>
                   </pic:nvPicPr>
                   <pic:blipFill rotWithShape="1">
-                    <a:blip r:embed="rId13"/>
+                    <a:blip r:embed="rId14"/>
                     <a:srcRect t="7495"/>
                     <a:stretch>
                       <a:fillRect/>
@@ -3844,7 +4447,8 @@
       <w:pPr>
         <w:pStyle w:val="Caption"/>
       </w:pPr>
-      <w:bookmarkStart w:id="16" w:name="_Toc231760864"/>
+      <w:bookmarkStart w:id="28" w:name="_Toc231760864"/>
+      <w:bookmarkStart w:id="29" w:name="_Toc231836217"/>
       <w:r>
         <w:t xml:space="preserve">Figure </w:t>
       </w:r>
@@ -3861,7 +4465,7 @@
         <w:rPr>
           <w:noProof/>
         </w:rPr>
-        <w:t>11</w:t>
+        <w:t>13</w:t>
       </w:r>
       <w:r>
         <w:fldChar w:fldCharType="end"/>
@@ -3869,7 +4473,8 @@
       <w:r>
         <w:t xml:space="preserve"> LSFR Generator Implementation</w:t>
       </w:r>
-      <w:bookmarkEnd w:id="16"/>
+      <w:bookmarkEnd w:id="28"/>
+      <w:bookmarkEnd w:id="29"/>
     </w:p>
     <w:p>
       <w:pPr>
@@ -3897,7 +4502,7 @@
                     </pic:cNvPicPr>
                   </pic:nvPicPr>
                   <pic:blipFill rotWithShape="1">
-                    <a:blip r:embed="rId17" cstate="print">
+                    <a:blip r:embed="rId19" cstate="print">
                       <a:extLst>
                         <a:ext uri="{28A0092B-C50C-407E-A947-70E740481C1C}">
                           <a14:useLocalDpi xmlns:a14="http://schemas.microsoft.com/office/drawing/2010/main" val="0"/>
@@ -3938,7 +4543,8 @@
       <w:pPr>
         <w:pStyle w:val="Caption"/>
       </w:pPr>
-      <w:bookmarkStart w:id="17" w:name="_Toc231760865"/>
+      <w:bookmarkStart w:id="30" w:name="_Toc231760865"/>
+      <w:bookmarkStart w:id="31" w:name="_Toc231836218"/>
       <w:r>
         <w:t xml:space="preserve">Figure </w:t>
       </w:r>
@@ -3955,7 +4561,7 @@
         <w:rPr>
           <w:noProof/>
         </w:rPr>
-        <w:t>12</w:t>
+        <w:t>14</w:t>
       </w:r>
       <w:r>
         <w:fldChar w:fldCharType="end"/>
@@ -3963,7 +4569,8 @@
       <w:r>
         <w:t xml:space="preserve"> Pseudorandom Sequence Output</w:t>
       </w:r>
-      <w:bookmarkEnd w:id="17"/>
+      <w:bookmarkEnd w:id="30"/>
+      <w:bookmarkEnd w:id="31"/>
     </w:p>
     <w:p>
       <w:pPr>
@@ -4007,7 +4614,7 @@
                     </pic:cNvPicPr>
                   </pic:nvPicPr>
                   <pic:blipFill rotWithShape="1">
-                    <a:blip r:embed="rId18" cstate="print">
+                    <a:blip r:embed="rId20" cstate="print">
                       <a:extLst>
                         <a:ext uri="{28A0092B-C50C-407E-A947-70E740481C1C}">
                           <a14:useLocalDpi xmlns:a14="http://schemas.microsoft.com/office/drawing/2010/main" val="0"/>
@@ -4048,7 +4655,8 @@
       <w:pPr>
         <w:pStyle w:val="Caption"/>
       </w:pPr>
-      <w:bookmarkStart w:id="18" w:name="_Toc231760866"/>
+      <w:bookmarkStart w:id="32" w:name="_Toc231760866"/>
+      <w:bookmarkStart w:id="33" w:name="_Toc231836219"/>
       <w:r>
         <w:t xml:space="preserve">Figure </w:t>
       </w:r>
@@ -4065,7 +4673,7 @@
         <w:rPr>
           <w:noProof/>
         </w:rPr>
-        <w:t>13</w:t>
+        <w:t>15</w:t>
       </w:r>
       <w:r>
         <w:fldChar w:fldCharType="end"/>
@@ -4073,7 +4681,8 @@
       <w:r>
         <w:t xml:space="preserve"> Statistical Random Testing</w:t>
       </w:r>
-      <w:bookmarkEnd w:id="18"/>
+      <w:bookmarkEnd w:id="32"/>
+      <w:bookmarkEnd w:id="33"/>
     </w:p>
     <w:p>
       <w:pPr>
@@ -4101,7 +4710,7 @@
                     <pic:cNvPicPr/>
                   </pic:nvPicPr>
                   <pic:blipFill rotWithShape="1">
-                    <a:blip r:embed="rId13"/>
+                    <a:blip r:embed="rId14"/>
                     <a:srcRect t="7168"/>
                     <a:stretch>
                       <a:fillRect/>
@@ -4135,7 +4744,8 @@
       <w:pPr>
         <w:pStyle w:val="Caption"/>
       </w:pPr>
-      <w:bookmarkStart w:id="19" w:name="_Toc231760867"/>
+      <w:bookmarkStart w:id="34" w:name="_Toc231760867"/>
+      <w:bookmarkStart w:id="35" w:name="_Toc231836220"/>
       <w:r>
         <w:t xml:space="preserve">Figure </w:t>
       </w:r>
@@ -4152,7 +4762,7 @@
         <w:rPr>
           <w:noProof/>
         </w:rPr>
-        <w:t>14</w:t>
+        <w:t>16</w:t>
       </w:r>
       <w:r>
         <w:fldChar w:fldCharType="end"/>
@@ -4160,7 +4770,8 @@
       <w:r>
         <w:t xml:space="preserve"> RC4 Stream Cipher Simulation</w:t>
       </w:r>
-      <w:bookmarkEnd w:id="19"/>
+      <w:bookmarkEnd w:id="34"/>
+      <w:bookmarkEnd w:id="35"/>
     </w:p>
     <w:p>
       <w:pPr>
@@ -4196,7 +4807,7 @@
                     </pic:cNvPicPr>
                   </pic:nvPicPr>
                   <pic:blipFill rotWithShape="1">
-                    <a:blip r:embed="rId19" cstate="print">
+                    <a:blip r:embed="rId21" cstate="print">
                       <a:extLst>
                         <a:ext uri="{28A0092B-C50C-407E-A947-70E740481C1C}">
                           <a14:useLocalDpi xmlns:a14="http://schemas.microsoft.com/office/drawing/2010/main" val="0"/>
@@ -4237,7 +4848,8 @@
       <w:pPr>
         <w:pStyle w:val="Caption"/>
       </w:pPr>
-      <w:bookmarkStart w:id="20" w:name="_Toc231760868"/>
+      <w:bookmarkStart w:id="36" w:name="_Toc231760868"/>
+      <w:bookmarkStart w:id="37" w:name="_Toc231836221"/>
       <w:r>
         <w:t xml:space="preserve">Figure </w:t>
       </w:r>
@@ -4254,7 +4866,7 @@
         <w:rPr>
           <w:noProof/>
         </w:rPr>
-        <w:t>15</w:t>
+        <w:t>17</w:t>
       </w:r>
       <w:r>
         <w:fldChar w:fldCharType="end"/>
@@ -4268,7 +4880,8 @@
       <w:r>
         <w:t xml:space="preserve"> Testing</w:t>
       </w:r>
-      <w:bookmarkEnd w:id="20"/>
+      <w:bookmarkEnd w:id="36"/>
+      <w:bookmarkEnd w:id="37"/>
     </w:p>
     <w:p>
       <w:pPr>
@@ -4288,16 +4901,117 @@
         <w:t>Developed an LFSR generator and RC4 stream cipher. Demonstrated pseudorandom bit generation and real-time XOR encryption. These implementations highlight the critical need for mathematically sound randomness to prevent predictable patterns and vulnerabilities in continuous data streams.</w:t>
       </w:r>
     </w:p>
+    <w:p/>
+    <w:p>
+      <w:pPr>
+        <w:pStyle w:val="IntenseQuote"/>
+      </w:pPr>
+      <w:r>
+        <w:lastRenderedPageBreak/>
+        <w:t>CREATIVE TASK</w:t>
+      </w:r>
+    </w:p>
+    <w:p>
+      <w:pPr>
+        <w:keepNext/>
+      </w:pPr>
+      <w:r>
+        <w:rPr>
+          <w:noProof/>
+        </w:rPr>
+        <w:drawing>
+          <wp:inline distT="0" distB="0" distL="0" distR="0" wp14:anchorId="6B11DD49" wp14:editId="04AAA61C">
+            <wp:extent cx="5943600" cy="3039110"/>
+            <wp:effectExtent l="0" t="0" r="0" b="8890"/>
+            <wp:docPr id="1292207191" name="Picture 24"/>
+            <wp:cNvGraphicFramePr>
+              <a:graphicFrameLocks xmlns:a="http://schemas.openxmlformats.org/drawingml/2006/main" noChangeAspect="1"/>
+            </wp:cNvGraphicFramePr>
+            <a:graphic xmlns:a="http://schemas.openxmlformats.org/drawingml/2006/main">
+              <a:graphicData uri="http://schemas.openxmlformats.org/drawingml/2006/picture">
+                <pic:pic xmlns:pic="http://schemas.openxmlformats.org/drawingml/2006/picture">
+                  <pic:nvPicPr>
+                    <pic:cNvPr id="0" name="Picture 47"/>
+                    <pic:cNvPicPr>
+                      <a:picLocks noChangeAspect="1" noChangeArrowheads="1"/>
+                    </pic:cNvPicPr>
+                  </pic:nvPicPr>
+                  <pic:blipFill>
+                    <a:blip r:embed="rId22" cstate="print">
+                      <a:extLst>
+                        <a:ext uri="{28A0092B-C50C-407E-A947-70E740481C1C}">
+                          <a14:useLocalDpi xmlns:a14="http://schemas.microsoft.com/office/drawing/2010/main" val="0"/>
+                        </a:ext>
+                      </a:extLst>
+                    </a:blip>
+                    <a:srcRect/>
+                    <a:stretch>
+                      <a:fillRect/>
+                    </a:stretch>
+                  </pic:blipFill>
+                  <pic:spPr bwMode="auto">
+                    <a:xfrm>
+                      <a:off x="0" y="0"/>
+                      <a:ext cx="5943600" cy="3039110"/>
+                    </a:xfrm>
+                    <a:prstGeom prst="rect">
+                      <a:avLst/>
+                    </a:prstGeom>
+                    <a:noFill/>
+                    <a:ln>
+                      <a:noFill/>
+                    </a:ln>
+                  </pic:spPr>
+                </pic:pic>
+              </a:graphicData>
+            </a:graphic>
+          </wp:inline>
+        </w:drawing>
+      </w:r>
+    </w:p>
+    <w:p>
+      <w:pPr>
+        <w:pStyle w:val="Caption"/>
+      </w:pPr>
+      <w:bookmarkStart w:id="38" w:name="_Toc231836222"/>
+      <w:r>
+        <w:t xml:space="preserve">Figure </w:t>
+      </w:r>
+      <w:r>
+        <w:fldChar w:fldCharType="begin"/>
+      </w:r>
+      <w:r>
+        <w:instrText xml:space="preserve"> SEQ Figure \* ARABIC </w:instrText>
+      </w:r>
+      <w:r>
+        <w:fldChar w:fldCharType="separate"/>
+      </w:r>
+      <w:r>
+        <w:rPr>
+          <w:noProof/>
+        </w:rPr>
+        <w:t>18</w:t>
+      </w:r>
+      <w:r>
+        <w:fldChar w:fldCharType="end"/>
+      </w:r>
+      <w:r>
+        <w:t xml:space="preserve"> </w:t>
+      </w:r>
+      <w:r>
+        <w:t>Visual Static Generator</w:t>
+      </w:r>
+      <w:bookmarkEnd w:id="38"/>
+    </w:p>
     <w:p>
       <w:pPr>
         <w:pStyle w:val="Heading1"/>
       </w:pPr>
-      <w:bookmarkStart w:id="21" w:name="_Toc231761042"/>
-      <w:r>
-        <w:lastRenderedPageBreak/>
+      <w:bookmarkStart w:id="39" w:name="_Toc231836041"/>
+      <w:r>
         <w:t>Week 4</w:t>
       </w:r>
-      <w:bookmarkEnd w:id="21"/>
+      <w:bookmarkEnd w:id="39"/>
     </w:p>
     <w:p>
       <w:pPr>
@@ -4320,7 +5034,7 @@
                     <pic:cNvPicPr/>
                   </pic:nvPicPr>
                   <pic:blipFill>
-                    <a:blip r:embed="rId20"/>
+                    <a:blip r:embed="rId23"/>
                     <a:stretch>
                       <a:fillRect/>
                     </a:stretch>
@@ -4345,7 +5059,8 @@
       <w:pPr>
         <w:pStyle w:val="Caption"/>
       </w:pPr>
-      <w:bookmarkStart w:id="22" w:name="_Toc231760869"/>
+      <w:bookmarkStart w:id="40" w:name="_Toc231760869"/>
+      <w:bookmarkStart w:id="41" w:name="_Toc231836223"/>
       <w:r>
         <w:t xml:space="preserve">Figure </w:t>
       </w:r>
@@ -4362,7 +5077,7 @@
         <w:rPr>
           <w:noProof/>
         </w:rPr>
-        <w:t>16</w:t>
+        <w:t>19</w:t>
       </w:r>
       <w:r>
         <w:fldChar w:fldCharType="end"/>
@@ -4370,13 +5085,15 @@
       <w:r>
         <w:t xml:space="preserve"> AES Encryption Script</w:t>
       </w:r>
-      <w:bookmarkEnd w:id="22"/>
+      <w:bookmarkEnd w:id="40"/>
+      <w:bookmarkEnd w:id="41"/>
     </w:p>
     <w:p>
       <w:pPr>
         <w:keepNext/>
       </w:pPr>
       <w:r>
+        <w:lastRenderedPageBreak/>
         <w:drawing>
           <wp:inline distT="0" distB="0" distL="0" distR="0" wp14:anchorId="209DB203" wp14:editId="2EE073EA">
             <wp:extent cx="5943600" cy="923290"/>
@@ -4393,7 +5110,7 @@
                     <pic:cNvPicPr/>
                   </pic:nvPicPr>
                   <pic:blipFill>
-                    <a:blip r:embed="rId21"/>
+                    <a:blip r:embed="rId24"/>
                     <a:stretch>
                       <a:fillRect/>
                     </a:stretch>
@@ -4418,7 +5135,8 @@
       <w:pPr>
         <w:pStyle w:val="Caption"/>
       </w:pPr>
-      <w:bookmarkStart w:id="23" w:name="_Toc231760870"/>
+      <w:bookmarkStart w:id="42" w:name="_Toc231760870"/>
+      <w:bookmarkStart w:id="43" w:name="_Toc231836224"/>
       <w:r>
         <w:t xml:space="preserve">Figure </w:t>
       </w:r>
@@ -4435,7 +5153,7 @@
         <w:rPr>
           <w:noProof/>
         </w:rPr>
-        <w:t>17</w:t>
+        <w:t>20</w:t>
       </w:r>
       <w:r>
         <w:fldChar w:fldCharType="end"/>
@@ -4443,7 +5161,8 @@
       <w:r>
         <w:t xml:space="preserve"> Key Generation Process</w:t>
       </w:r>
-      <w:bookmarkEnd w:id="23"/>
+      <w:bookmarkEnd w:id="42"/>
+      <w:bookmarkEnd w:id="43"/>
     </w:p>
     <w:p>
       <w:pPr>
@@ -4466,7 +5185,7 @@
                     <pic:cNvPicPr/>
                   </pic:nvPicPr>
                   <pic:blipFill>
-                    <a:blip r:embed="rId22"/>
+                    <a:blip r:embed="rId25"/>
                     <a:stretch>
                       <a:fillRect/>
                     </a:stretch>
@@ -4491,7 +5210,8 @@
       <w:pPr>
         <w:pStyle w:val="Caption"/>
       </w:pPr>
-      <w:bookmarkStart w:id="24" w:name="_Toc231760871"/>
+      <w:bookmarkStart w:id="44" w:name="_Toc231760871"/>
+      <w:bookmarkStart w:id="45" w:name="_Toc231836225"/>
       <w:r>
         <w:t xml:space="preserve">Figure </w:t>
       </w:r>
@@ -4508,7 +5228,7 @@
         <w:rPr>
           <w:noProof/>
         </w:rPr>
-        <w:t>18</w:t>
+        <w:t>21</w:t>
       </w:r>
       <w:r>
         <w:fldChar w:fldCharType="end"/>
@@ -4516,7 +5236,8 @@
       <w:r>
         <w:t xml:space="preserve"> File Encryption Demonstration</w:t>
       </w:r>
-      <w:bookmarkEnd w:id="24"/>
+      <w:bookmarkEnd w:id="44"/>
+      <w:bookmarkEnd w:id="45"/>
     </w:p>
     <w:p>
       <w:pPr>
@@ -4539,7 +5260,7 @@
                     <pic:cNvPicPr/>
                   </pic:nvPicPr>
                   <pic:blipFill>
-                    <a:blip r:embed="rId23"/>
+                    <a:blip r:embed="rId26"/>
                     <a:stretch>
                       <a:fillRect/>
                     </a:stretch>
@@ -4564,7 +5285,8 @@
       <w:pPr>
         <w:pStyle w:val="Caption"/>
       </w:pPr>
-      <w:bookmarkStart w:id="25" w:name="_Toc231760872"/>
+      <w:bookmarkStart w:id="46" w:name="_Toc231760872"/>
+      <w:bookmarkStart w:id="47" w:name="_Toc231836226"/>
       <w:r>
         <w:t xml:space="preserve">Figure </w:t>
       </w:r>
@@ -4581,7 +5303,7 @@
         <w:rPr>
           <w:noProof/>
         </w:rPr>
-        <w:t>19</w:t>
+        <w:t>22</w:t>
       </w:r>
       <w:r>
         <w:fldChar w:fldCharType="end"/>
@@ -4589,7 +5311,8 @@
       <w:r>
         <w:t xml:space="preserve"> Decryption Results</w:t>
       </w:r>
-      <w:bookmarkEnd w:id="25"/>
+      <w:bookmarkEnd w:id="46"/>
+      <w:bookmarkEnd w:id="47"/>
     </w:p>
     <w:p>
       <w:pPr>
@@ -4625,7 +5348,7 @@
                     </pic:cNvPicPr>
                   </pic:nvPicPr>
                   <pic:blipFill rotWithShape="1">
-                    <a:blip r:embed="rId24" cstate="print">
+                    <a:blip r:embed="rId27" cstate="print">
                       <a:extLst>
                         <a:ext uri="{28A0092B-C50C-407E-A947-70E740481C1C}">
                           <a14:useLocalDpi xmlns:a14="http://schemas.microsoft.com/office/drawing/2010/main" val="0"/>
@@ -4666,7 +5389,8 @@
       <w:pPr>
         <w:pStyle w:val="Caption"/>
       </w:pPr>
-      <w:bookmarkStart w:id="26" w:name="_Toc231760873"/>
+      <w:bookmarkStart w:id="48" w:name="_Toc231760873"/>
+      <w:bookmarkStart w:id="49" w:name="_Toc231836227"/>
       <w:r>
         <w:t xml:space="preserve">Figure </w:t>
       </w:r>
@@ -4683,7 +5407,7 @@
         <w:rPr>
           <w:noProof/>
         </w:rPr>
-        <w:t>20</w:t>
+        <w:t>23</w:t>
       </w:r>
       <w:r>
         <w:fldChar w:fldCharType="end"/>
@@ -4691,7 +5415,8 @@
       <w:r>
         <w:t xml:space="preserve"> AES Performance Testing</w:t>
       </w:r>
-      <w:bookmarkEnd w:id="26"/>
+      <w:bookmarkEnd w:id="48"/>
+      <w:bookmarkEnd w:id="49"/>
     </w:p>
     <w:p>
       <w:pPr>
@@ -4708,8 +5433,115 @@
     </w:p>
     <w:p>
       <w:r>
-        <w:t>Developed utilizing OpenSSL to securely generate a 256-bit AES key (RAND_bytes) and encrypt/decrypt text files. Performance testing confirmed AES's high-speed processing capabilities. A primary implementation challenge was safely managing memory buffers during the EVP file stream operations to ensure complete, uncorrupted data recovery.</w:t>
-      </w:r>
+        <w:t>Developed utilizing OpenSSL to securely generate a 256-bit AES key (</w:t>
+      </w:r>
+      <w:r>
+        <w:t>RAND bytes</w:t>
+      </w:r>
+      <w:r>
+        <w:t>) and encrypt/decrypt text files. Performance testing confirmed AES's high-speed processing capabilities. A primary implementation challenge was safely managing memory buffers during the EVP file stream operations to ensure complete, uncorrupted data recovery.</w:t>
+      </w:r>
+    </w:p>
+    <w:p>
+      <w:pPr>
+        <w:pStyle w:val="IntenseQuote"/>
+      </w:pPr>
+      <w:r>
+        <w:t>CREATIVE TASK</w:t>
+      </w:r>
+    </w:p>
+    <w:p>
+      <w:pPr>
+        <w:keepNext/>
+      </w:pPr>
+      <w:r>
+        <w:rPr>
+          <w:noProof/>
+        </w:rPr>
+        <w:lastRenderedPageBreak/>
+        <w:drawing>
+          <wp:inline distT="0" distB="0" distL="0" distR="0" wp14:anchorId="05438B8D" wp14:editId="16458922">
+            <wp:extent cx="5943600" cy="3039110"/>
+            <wp:effectExtent l="0" t="0" r="0" b="8890"/>
+            <wp:docPr id="1891319674" name="Picture 25"/>
+            <wp:cNvGraphicFramePr>
+              <a:graphicFrameLocks xmlns:a="http://schemas.openxmlformats.org/drawingml/2006/main" noChangeAspect="1"/>
+            </wp:cNvGraphicFramePr>
+            <a:graphic xmlns:a="http://schemas.openxmlformats.org/drawingml/2006/main">
+              <a:graphicData uri="http://schemas.openxmlformats.org/drawingml/2006/picture">
+                <pic:pic xmlns:pic="http://schemas.openxmlformats.org/drawingml/2006/picture">
+                  <pic:nvPicPr>
+                    <pic:cNvPr id="0" name="Picture 49"/>
+                    <pic:cNvPicPr>
+                      <a:picLocks noChangeAspect="1" noChangeArrowheads="1"/>
+                    </pic:cNvPicPr>
+                  </pic:nvPicPr>
+                  <pic:blipFill>
+                    <a:blip r:embed="rId28" cstate="print">
+                      <a:extLst>
+                        <a:ext uri="{28A0092B-C50C-407E-A947-70E740481C1C}">
+                          <a14:useLocalDpi xmlns:a14="http://schemas.microsoft.com/office/drawing/2010/main" val="0"/>
+                        </a:ext>
+                      </a:extLst>
+                    </a:blip>
+                    <a:srcRect/>
+                    <a:stretch>
+                      <a:fillRect/>
+                    </a:stretch>
+                  </pic:blipFill>
+                  <pic:spPr bwMode="auto">
+                    <a:xfrm>
+                      <a:off x="0" y="0"/>
+                      <a:ext cx="5943600" cy="3039110"/>
+                    </a:xfrm>
+                    <a:prstGeom prst="rect">
+                      <a:avLst/>
+                    </a:prstGeom>
+                    <a:noFill/>
+                    <a:ln>
+                      <a:noFill/>
+                    </a:ln>
+                  </pic:spPr>
+                </pic:pic>
+              </a:graphicData>
+            </a:graphic>
+          </wp:inline>
+        </w:drawing>
+      </w:r>
+    </w:p>
+    <w:p>
+      <w:pPr>
+        <w:pStyle w:val="Caption"/>
+      </w:pPr>
+      <w:bookmarkStart w:id="50" w:name="_Toc231836228"/>
+      <w:r>
+        <w:t xml:space="preserve">Figure </w:t>
+      </w:r>
+      <w:r>
+        <w:fldChar w:fldCharType="begin"/>
+      </w:r>
+      <w:r>
+        <w:instrText xml:space="preserve"> SEQ Figure \* ARABIC </w:instrText>
+      </w:r>
+      <w:r>
+        <w:fldChar w:fldCharType="separate"/>
+      </w:r>
+      <w:r>
+        <w:rPr>
+          <w:noProof/>
+        </w:rPr>
+        <w:t>24</w:t>
+      </w:r>
+      <w:r>
+        <w:fldChar w:fldCharType="end"/>
+      </w:r>
+      <w:r>
+        <w:t xml:space="preserve"> </w:t>
+      </w:r>
+      <w:r>
+        <w:t>The ECB Visual Exploit</w:t>
+      </w:r>
+      <w:bookmarkEnd w:id="50"/>
     </w:p>
     <w:p>
       <w:pPr>
@@ -4722,7 +5554,7 @@
           <w:spacing w:val="0"/>
         </w:rPr>
       </w:pPr>
-      <w:bookmarkStart w:id="27" w:name="_Toc231761043"/>
+      <w:bookmarkStart w:id="51" w:name="_Toc231836042"/>
       <w:r>
         <w:rPr>
           <w:rStyle w:val="IntenseReference"/>
@@ -4743,7 +5575,7 @@
         </w:rPr>
         <w:t xml:space="preserve"> 5</w:t>
       </w:r>
-      <w:bookmarkEnd w:id="27"/>
+      <w:bookmarkEnd w:id="51"/>
     </w:p>
     <w:p>
       <w:pPr>
@@ -4771,7 +5603,7 @@
                     <pic:cNvPicPr/>
                   </pic:nvPicPr>
                   <pic:blipFill rotWithShape="1">
-                    <a:blip r:embed="rId25"/>
+                    <a:blip r:embed="rId29"/>
                     <a:srcRect t="10994" b="65127"/>
                     <a:stretch>
                       <a:fillRect/>
@@ -4805,7 +5637,8 @@
       <w:pPr>
         <w:pStyle w:val="Caption"/>
       </w:pPr>
-      <w:bookmarkStart w:id="28" w:name="_Toc231760874"/>
+      <w:bookmarkStart w:id="52" w:name="_Toc231760874"/>
+      <w:bookmarkStart w:id="53" w:name="_Toc231836229"/>
       <w:r>
         <w:t xml:space="preserve">Figure </w:t>
       </w:r>
@@ -4822,7 +5655,7 @@
         <w:rPr>
           <w:noProof/>
         </w:rPr>
-        <w:t>21</w:t>
+        <w:t>25</w:t>
       </w:r>
       <w:r>
         <w:fldChar w:fldCharType="end"/>
@@ -4830,7 +5663,8 @@
       <w:r>
         <w:t xml:space="preserve"> RSA Key Pair Generation</w:t>
       </w:r>
-      <w:bookmarkEnd w:id="28"/>
+      <w:bookmarkEnd w:id="52"/>
+      <w:bookmarkEnd w:id="53"/>
     </w:p>
     <w:p>
       <w:pPr>
@@ -4853,7 +5687,7 @@
                     <pic:cNvPicPr/>
                   </pic:nvPicPr>
                   <pic:blipFill rotWithShape="1">
-                    <a:blip r:embed="rId25"/>
+                    <a:blip r:embed="rId29"/>
                     <a:srcRect t="34355" b="38671"/>
                     <a:stretch>
                       <a:fillRect/>
@@ -4887,7 +5721,8 @@
       <w:pPr>
         <w:pStyle w:val="Caption"/>
       </w:pPr>
-      <w:bookmarkStart w:id="29" w:name="_Toc231760875"/>
+      <w:bookmarkStart w:id="54" w:name="_Toc231760875"/>
+      <w:bookmarkStart w:id="55" w:name="_Toc231836230"/>
       <w:r>
         <w:t xml:space="preserve">Figure </w:t>
       </w:r>
@@ -4904,7 +5739,7 @@
         <w:rPr>
           <w:noProof/>
         </w:rPr>
-        <w:t>22</w:t>
+        <w:t>26</w:t>
       </w:r>
       <w:r>
         <w:fldChar w:fldCharType="end"/>
@@ -4912,7 +5747,8 @@
       <w:r>
         <w:t xml:space="preserve"> Public Key Encryption Process</w:t>
       </w:r>
-      <w:bookmarkEnd w:id="29"/>
+      <w:bookmarkEnd w:id="54"/>
+      <w:bookmarkEnd w:id="55"/>
     </w:p>
     <w:p>
       <w:pPr>
@@ -4935,7 +5771,7 @@
                     <pic:cNvPicPr/>
                   </pic:nvPicPr>
                   <pic:blipFill rotWithShape="1">
-                    <a:blip r:embed="rId25"/>
+                    <a:blip r:embed="rId29"/>
                     <a:srcRect t="61131" b="14553"/>
                     <a:stretch>
                       <a:fillRect/>
@@ -4969,7 +5805,8 @@
       <w:pPr>
         <w:pStyle w:val="Caption"/>
       </w:pPr>
-      <w:bookmarkStart w:id="30" w:name="_Toc231760876"/>
+      <w:bookmarkStart w:id="56" w:name="_Toc231760876"/>
+      <w:bookmarkStart w:id="57" w:name="_Toc231836231"/>
       <w:r>
         <w:t xml:space="preserve">Figure </w:t>
       </w:r>
@@ -4986,7 +5823,7 @@
         <w:rPr>
           <w:noProof/>
         </w:rPr>
-        <w:t>23</w:t>
+        <w:t>27</w:t>
       </w:r>
       <w:r>
         <w:fldChar w:fldCharType="end"/>
@@ -4994,7 +5831,8 @@
       <w:r>
         <w:t xml:space="preserve"> Private Key Decryption Results</w:t>
       </w:r>
-      <w:bookmarkEnd w:id="30"/>
+      <w:bookmarkEnd w:id="56"/>
+      <w:bookmarkEnd w:id="57"/>
     </w:p>
     <w:p>
       <w:pPr>
@@ -5030,7 +5868,7 @@
                     </pic:cNvPicPr>
                   </pic:nvPicPr>
                   <pic:blipFill rotWithShape="1">
-                    <a:blip r:embed="rId26" cstate="print">
+                    <a:blip r:embed="rId30" cstate="print">
                       <a:extLst>
                         <a:ext uri="{28A0092B-C50C-407E-A947-70E740481C1C}">
                           <a14:useLocalDpi xmlns:a14="http://schemas.microsoft.com/office/drawing/2010/main" val="0"/>
@@ -5074,7 +5912,8 @@
           <w:noProof/>
         </w:rPr>
       </w:pPr>
-      <w:bookmarkStart w:id="31" w:name="_Toc231760877"/>
+      <w:bookmarkStart w:id="58" w:name="_Toc231760877"/>
+      <w:bookmarkStart w:id="59" w:name="_Toc231836232"/>
       <w:r>
         <w:t xml:space="preserve">Figure </w:t>
       </w:r>
@@ -5091,7 +5930,7 @@
         <w:rPr>
           <w:noProof/>
         </w:rPr>
-        <w:t>24</w:t>
+        <w:t>28</w:t>
       </w:r>
       <w:r>
         <w:fldChar w:fldCharType="end"/>
@@ -5105,7 +5944,8 @@
         </w:rPr>
         <w:t xml:space="preserve"> Transmission</w:t>
       </w:r>
-      <w:bookmarkEnd w:id="31"/>
+      <w:bookmarkEnd w:id="58"/>
+      <w:bookmarkEnd w:id="59"/>
     </w:p>
     <w:p>
       <w:pPr>
@@ -5141,7 +5981,7 @@
                     </pic:cNvPicPr>
                   </pic:nvPicPr>
                   <pic:blipFill rotWithShape="1">
-                    <a:blip r:embed="rId26" cstate="print">
+                    <a:blip r:embed="rId30" cstate="print">
                       <a:extLst>
                         <a:ext uri="{28A0092B-C50C-407E-A947-70E740481C1C}">
                           <a14:useLocalDpi xmlns:a14="http://schemas.microsoft.com/office/drawing/2010/main" val="0"/>
@@ -5182,7 +6022,8 @@
       <w:pPr>
         <w:pStyle w:val="Caption"/>
       </w:pPr>
-      <w:bookmarkStart w:id="32" w:name="_Toc231760878"/>
+      <w:bookmarkStart w:id="60" w:name="_Toc231760878"/>
+      <w:bookmarkStart w:id="61" w:name="_Toc231836233"/>
       <w:r>
         <w:t xml:space="preserve">Figure </w:t>
       </w:r>
@@ -5199,7 +6040,7 @@
         <w:rPr>
           <w:noProof/>
         </w:rPr>
-        <w:t>25</w:t>
+        <w:t>29</w:t>
       </w:r>
       <w:r>
         <w:fldChar w:fldCharType="end"/>
@@ -5207,7 +6048,8 @@
       <w:r>
         <w:t xml:space="preserve"> RSA Testing And Validation</w:t>
       </w:r>
-      <w:bookmarkEnd w:id="32"/>
+      <w:bookmarkEnd w:id="60"/>
+      <w:bookmarkEnd w:id="61"/>
     </w:p>
     <w:p>
       <w:pPr>
@@ -5230,6 +6072,115 @@
         <w:lastRenderedPageBreak/>
         <w:t>private key performs decryption. Testing validated this workflow, confirming robust data confidentiality and integrity without risking key interception.</w:t>
       </w:r>
+      <w:r>
+        <w:t xml:space="preserve"> </w:t>
+      </w:r>
+    </w:p>
+    <w:p>
+      <w:pPr>
+        <w:pStyle w:val="IntenseQuote"/>
+      </w:pPr>
+      <w:r>
+        <w:t>CREATIVE TASK</w:t>
+      </w:r>
+    </w:p>
+    <w:p>
+      <w:pPr>
+        <w:keepNext/>
+      </w:pPr>
+      <w:r>
+        <w:rPr>
+          <w:noProof/>
+        </w:rPr>
+        <w:drawing>
+          <wp:inline distT="0" distB="0" distL="0" distR="0" wp14:anchorId="18D7D474" wp14:editId="65FF82B0">
+            <wp:extent cx="5943600" cy="3039110"/>
+            <wp:effectExtent l="0" t="0" r="0" b="8890"/>
+            <wp:docPr id="1371529783" name="Picture 26"/>
+            <wp:cNvGraphicFramePr>
+              <a:graphicFrameLocks xmlns:a="http://schemas.openxmlformats.org/drawingml/2006/main" noChangeAspect="1"/>
+            </wp:cNvGraphicFramePr>
+            <a:graphic xmlns:a="http://schemas.openxmlformats.org/drawingml/2006/main">
+              <a:graphicData uri="http://schemas.openxmlformats.org/drawingml/2006/picture">
+                <pic:pic xmlns:pic="http://schemas.openxmlformats.org/drawingml/2006/picture">
+                  <pic:nvPicPr>
+                    <pic:cNvPr id="0" name="Picture 51"/>
+                    <pic:cNvPicPr>
+                      <a:picLocks noChangeAspect="1" noChangeArrowheads="1"/>
+                    </pic:cNvPicPr>
+                  </pic:nvPicPr>
+                  <pic:blipFill>
+                    <a:blip r:embed="rId31" cstate="print">
+                      <a:extLst>
+                        <a:ext uri="{28A0092B-C50C-407E-A947-70E740481C1C}">
+                          <a14:useLocalDpi xmlns:a14="http://schemas.microsoft.com/office/drawing/2010/main" val="0"/>
+                        </a:ext>
+                      </a:extLst>
+                    </a:blip>
+                    <a:srcRect/>
+                    <a:stretch>
+                      <a:fillRect/>
+                    </a:stretch>
+                  </pic:blipFill>
+                  <pic:spPr bwMode="auto">
+                    <a:xfrm>
+                      <a:off x="0" y="0"/>
+                      <a:ext cx="5943600" cy="3039110"/>
+                    </a:xfrm>
+                    <a:prstGeom prst="rect">
+                      <a:avLst/>
+                    </a:prstGeom>
+                    <a:noFill/>
+                    <a:ln>
+                      <a:noFill/>
+                    </a:ln>
+                  </pic:spPr>
+                </pic:pic>
+              </a:graphicData>
+            </a:graphic>
+          </wp:inline>
+        </w:drawing>
+      </w:r>
+    </w:p>
+    <w:p>
+      <w:pPr>
+        <w:pStyle w:val="Caption"/>
+      </w:pPr>
+      <w:bookmarkStart w:id="62" w:name="_Toc231836234"/>
+      <w:r>
+        <w:t xml:space="preserve">Figure </w:t>
+      </w:r>
+      <w:r>
+        <w:fldChar w:fldCharType="begin"/>
+      </w:r>
+      <w:r>
+        <w:instrText xml:space="preserve"> SEQ Figure \* ARABIC </w:instrText>
+      </w:r>
+      <w:r>
+        <w:fldChar w:fldCharType="separate"/>
+      </w:r>
+      <w:r>
+        <w:rPr>
+          <w:noProof/>
+        </w:rPr>
+        <w:t>30</w:t>
+      </w:r>
+      <w:r>
+        <w:fldChar w:fldCharType="end"/>
+      </w:r>
+      <w:r>
+        <w:t xml:space="preserve"> </w:t>
+      </w:r>
+      <w:r>
+        <w:t>combin</w:t>
+      </w:r>
+      <w:r>
+        <w:t>ation of</w:t>
+      </w:r>
+      <w:r>
+        <w:t xml:space="preserve"> AES and RSA</w:t>
+      </w:r>
+      <w:bookmarkEnd w:id="62"/>
     </w:p>
     <w:p>
       <w:pPr>
